--- a/exercises/Bài tập tổng hợp 33-37 - Câu hỏi, mệnh lệnh và thời gian/Đề 2.docx
+++ b/exercises/Bài tập tổng hợp 33-37 - Câu hỏi, mệnh lệnh và thời gian/Đề 2.docx
@@ -3,604 +3,2788 @@
 <w:document xmlns:w="http://schemas.openxmlformats.org/wordprocessingml/2006/main">
   <w:body>
     <w:p>
-      <w:r>
-        <w:rPr>
+      <w:pPr>
+        <w:spacing w:before="0" w:after="280"/>
+        <w:keepNext/>
+        <w:jc w:val="center"/>
+      </w:pPr>
+      <w:r>
+        <w:rPr>
+          <w:color w:val="000000"/>
           <w:b/>
         </w:rPr>
-        <w:t xml:space="preserve">ĐỀ TỔNG HỢP 33–37 – ĐỀ 2</w:t>
-      </w:r>
-    </w:p>
-    <w:p>
-      <w:r>
-        <w:t xml:space="preserve">WH- QUESTIONS – YES/NO QUESTIONS – IMPERATIVES – QUESTION TAGS – TIME EXPRESSIONS</w:t>
-      </w:r>
-    </w:p>
-    <w:p>
-      <w:r>
-        <w:t xml:space="preserve">Họ và tên: __________________________                         Điểm: ________/100</w:t>
-      </w:r>
-    </w:p>
-    <w:p>
-      <w:r>
-        <w:rPr>
+        <w:t>ĐỀ TỔNG HỢP 33–37 – ĐỀ 2</w:t>
+      </w:r>
+    </w:p>
+    <w:p>
+      <w:pPr>
+        <w:spacing w:before="0" w:after="180"/>
+        <w:jc w:val="center"/>
+      </w:pPr>
+      <w:r>
+        <w:rPr>
+          <w:color w:val="000000"/>
           <w:b/>
         </w:rPr>
-        <w:t xml:space="preserve">PHẦN 1. CHỌN TỪ HỎI ĐÚNG (10 điểm)</w:t>
-      </w:r>
-    </w:p>
-    <w:p>
-      <w:r>
-        <w:t xml:space="preserve">1. ___ do you go to school? A How B What C When</w:t>
-      </w:r>
-    </w:p>
-    <w:p>
-      <w:r>
-        <w:t xml:space="preserve">2. ___ does the film start? A Who B What time C Whose</w:t>
-      </w:r>
-    </w:p>
-    <w:p>
-      <w:r>
-        <w:t xml:space="preserve">3. ___ color do you prefer? A Why B Which C Where</w:t>
-      </w:r>
-    </w:p>
-    <w:p>
-      <w:r>
-        <w:t xml:space="preserve">4. ___ is your teacher? A Who B When C How many</w:t>
-      </w:r>
-    </w:p>
-    <w:p>
-      <w:r>
-        <w:t xml:space="preserve">5. ___ milk do we need? A How much B How many C What time</w:t>
-      </w:r>
-    </w:p>
-    <w:p>
-      <w:r>
-        <w:t xml:space="preserve">6. ___ students are absent? A How much B How many C Whose</w:t>
-      </w:r>
-    </w:p>
-    <w:p>
-      <w:r>
-        <w:t xml:space="preserve">7. ___ are you feeling today? A How B Where C Who</w:t>
-      </w:r>
-    </w:p>
-    <w:p>
-      <w:r>
-        <w:t xml:space="preserve">8. ___ did the trip cost? A How often B How much C How long</w:t>
-      </w:r>
-    </w:p>
-    <w:p>
-      <w:r>
-        <w:t xml:space="preserve">9. ___ do you exercise? A How often B Whose C Which</w:t>
-      </w:r>
-    </w:p>
-    <w:p>
-      <w:r>
-        <w:t xml:space="preserve">10. ___ did you stay there? A How long B How many C Who</w:t>
-      </w:r>
-    </w:p>
-    <w:p>
-      <w:r>
-        <w:rPr>
+        <w:t>WH- QUESTIONS – YES/NO QUESTIONS – IMPERATIVES – QUESTION TAGS – TIME EXPRESSIONS</w:t>
+      </w:r>
+    </w:p>
+    <w:p>
+      <w:pPr>
+        <w:spacing w:before="0" w:after="100"/>
+      </w:pPr>
+      <w:r>
+        <w:rPr>
+          <w:color w:val="000000"/>
+        </w:rPr>
+        <w:t>Họ và tên: __________________________                         Điểm: ________/100</w:t>
+      </w:r>
+    </w:p>
+    <w:p>
+      <w:pPr>
+        <w:spacing w:before="0" w:after="100"/>
+      </w:pPr>
+      <w:r>
+        <w:rPr>
+          <w:color w:val="000000"/>
+        </w:rPr>
+        <w:t>Phạm vi kiến thức: Bài 33–37 — Wh-questions; Yes/No questions; imperatives; question tags; time expressions.</w:t>
+      </w:r>
+    </w:p>
+    <w:p>
+      <w:pPr>
+        <w:spacing w:before="0" w:after="100"/>
+      </w:pPr>
+      <w:r>
+        <w:rPr>
+          <w:color w:val="000000"/>
+        </w:rPr>
+        <w:t>Thời gian làm bài dự kiến: 90 phút.</w:t>
+      </w:r>
+    </w:p>
+    <w:p>
+      <w:pPr>
+        <w:spacing w:before="0" w:after="100"/>
+      </w:pPr>
+      <w:r>
+        <w:rPr>
+          <w:color w:val="000000"/>
+        </w:rPr>
+        <w:t>Tổng điểm: 100 điểm.</w:t>
+      </w:r>
+    </w:p>
+    <w:p>
+      <w:pPr>
+        <w:spacing w:before="0" w:after="120"/>
+      </w:pPr>
+      <w:r>
+        <w:rPr>
+          <w:color w:val="000000"/>
+        </w:rPr>
+        <w:t>Hướng dẫn chung: Làm lần lượt từng phần và kiểm tra lại trật tự từ, trợ động từ, câu mệnh lệnh, câu hỏi đuôi và giới từ thời gian trước khi nộp bài.</w:t>
+      </w:r>
+    </w:p>
+    <w:p>
+      <w:pPr>
+        <w:spacing w:before="240" w:after="60"/>
+        <w:keepNext/>
+      </w:pPr>
+      <w:r>
+        <w:rPr>
+          <w:color w:val="000000"/>
           <w:b/>
         </w:rPr>
-        <w:t xml:space="preserve">PHẦN 2. CHUYỂN THÀNH CÂU HỎI YES/NO (10 điểm)</w:t>
-      </w:r>
-    </w:p>
-    <w:p>
-      <w:r>
-        <w:t xml:space="preserve">1. Mai is studying now.</w:t>
-      </w:r>
-    </w:p>
-    <w:p>
-      <w:r>
-        <w:t xml:space="preserve">2. They have finished the work.</w:t>
-      </w:r>
-    </w:p>
-    <w:p>
-      <w:r>
-        <w:t xml:space="preserve">3. He will come tomorrow.</w:t>
-      </w:r>
-    </w:p>
-    <w:p>
-      <w:r>
-        <w:t xml:space="preserve">4. Lan has a bicycle.</w:t>
-      </w:r>
-    </w:p>
-    <w:p>
-      <w:r>
-        <w:t xml:space="preserve">5. The shop opens at eight.</w:t>
-      </w:r>
-    </w:p>
-    <w:p>
-      <w:r>
-        <w:t xml:space="preserve">6. We should leave now.</w:t>
-      </w:r>
-    </w:p>
-    <w:p>
-      <w:r>
-        <w:t xml:space="preserve">7. She was tired last night.</w:t>
-      </w:r>
-    </w:p>
-    <w:p>
-      <w:r>
-        <w:t xml:space="preserve">8. They were playing football.</w:t>
-      </w:r>
-    </w:p>
-    <w:p>
-      <w:r>
-        <w:t xml:space="preserve">9. She likes music.</w:t>
-      </w:r>
-    </w:p>
-    <w:p>
-      <w:r>
-        <w:t xml:space="preserve">10. They are at home.</w:t>
-      </w:r>
-    </w:p>
-    <w:p>
-      <w:r>
-        <w:rPr>
+        <w:t>PHẦN 1. CHỌN TỪ HỎI ĐÚNG (10 điểm)</w:t>
+      </w:r>
+    </w:p>
+    <w:p>
+      <w:pPr>
+        <w:spacing w:before="0" w:after="60"/>
+        <w:keepNext/>
+      </w:pPr>
+      <w:r>
+        <w:rPr>
+          <w:color w:val="000000"/>
+          <w:i/>
+        </w:rPr>
+        <w:t>Hướng dẫn: Đọc từng câu và chọn từ hỏi phù hợp nhất.</w:t>
+      </w:r>
+    </w:p>
+    <w:p>
+      <w:pPr>
+        <w:spacing w:before="120" w:after="60"/>
+        <w:keepNext/>
+      </w:pPr>
+      <w:r>
+        <w:rPr>
+          <w:color w:val="000000"/>
+        </w:rPr>
+        <w:t>1. ___ do you go to school?</w:t>
+      </w:r>
+    </w:p>
+    <w:p>
+      <w:pPr>
+        <w:spacing w:before="0" w:after="40"/>
+        <w:keepNext/>
+      </w:pPr>
+      <w:r>
+        <w:rPr>
+          <w:color w:val="000000"/>
+        </w:rPr>
+        <w:t>A. How</w:t>
+      </w:r>
+    </w:p>
+    <w:p>
+      <w:pPr>
+        <w:spacing w:before="0" w:after="40"/>
+        <w:keepNext/>
+      </w:pPr>
+      <w:r>
+        <w:rPr>
+          <w:color w:val="000000"/>
+        </w:rPr>
+        <w:t>B. What</w:t>
+      </w:r>
+    </w:p>
+    <w:p>
+      <w:pPr>
+        <w:spacing w:before="0" w:after="200"/>
+      </w:pPr>
+      <w:r>
+        <w:rPr>
+          <w:color w:val="000000"/>
+        </w:rPr>
+        <w:t>C. When</w:t>
+      </w:r>
+    </w:p>
+    <w:p>
+      <w:pPr>
+        <w:spacing w:before="120" w:after="60"/>
+        <w:keepNext/>
+      </w:pPr>
+      <w:r>
+        <w:rPr>
+          <w:color w:val="000000"/>
+        </w:rPr>
+        <w:t>2. ___ does the film start?</w:t>
+      </w:r>
+    </w:p>
+    <w:p>
+      <w:pPr>
+        <w:spacing w:before="0" w:after="40"/>
+        <w:keepNext/>
+      </w:pPr>
+      <w:r>
+        <w:rPr>
+          <w:color w:val="000000"/>
+        </w:rPr>
+        <w:t>A. Who</w:t>
+      </w:r>
+    </w:p>
+    <w:p>
+      <w:pPr>
+        <w:spacing w:before="0" w:after="40"/>
+        <w:keepNext/>
+      </w:pPr>
+      <w:r>
+        <w:rPr>
+          <w:color w:val="000000"/>
+        </w:rPr>
+        <w:t>B. What time</w:t>
+      </w:r>
+    </w:p>
+    <w:p>
+      <w:pPr>
+        <w:spacing w:before="0" w:after="200"/>
+      </w:pPr>
+      <w:r>
+        <w:rPr>
+          <w:color w:val="000000"/>
+        </w:rPr>
+        <w:t>C. Whose</w:t>
+      </w:r>
+    </w:p>
+    <w:p>
+      <w:pPr>
+        <w:spacing w:before="120" w:after="60"/>
+        <w:keepNext/>
+      </w:pPr>
+      <w:r>
+        <w:rPr>
+          <w:color w:val="000000"/>
+        </w:rPr>
+        <w:t>3. ___ color do you prefer?</w:t>
+      </w:r>
+    </w:p>
+    <w:p>
+      <w:pPr>
+        <w:spacing w:before="0" w:after="40"/>
+        <w:keepNext/>
+      </w:pPr>
+      <w:r>
+        <w:rPr>
+          <w:color w:val="000000"/>
+        </w:rPr>
+        <w:t>A. Why</w:t>
+      </w:r>
+    </w:p>
+    <w:p>
+      <w:pPr>
+        <w:spacing w:before="0" w:after="40"/>
+        <w:keepNext/>
+      </w:pPr>
+      <w:r>
+        <w:rPr>
+          <w:color w:val="000000"/>
+        </w:rPr>
+        <w:t>B. Which</w:t>
+      </w:r>
+    </w:p>
+    <w:p>
+      <w:pPr>
+        <w:spacing w:before="0" w:after="200"/>
+      </w:pPr>
+      <w:r>
+        <w:rPr>
+          <w:color w:val="000000"/>
+        </w:rPr>
+        <w:t>C. Where</w:t>
+      </w:r>
+    </w:p>
+    <w:p>
+      <w:pPr>
+        <w:spacing w:before="120" w:after="60"/>
+        <w:keepNext/>
+      </w:pPr>
+      <w:r>
+        <w:rPr>
+          <w:color w:val="000000"/>
+        </w:rPr>
+        <w:t>4. ___ is your teacher?</w:t>
+      </w:r>
+    </w:p>
+    <w:p>
+      <w:pPr>
+        <w:spacing w:before="0" w:after="40"/>
+        <w:keepNext/>
+      </w:pPr>
+      <w:r>
+        <w:rPr>
+          <w:color w:val="000000"/>
+        </w:rPr>
+        <w:t>A. Who</w:t>
+      </w:r>
+    </w:p>
+    <w:p>
+      <w:pPr>
+        <w:spacing w:before="0" w:after="40"/>
+        <w:keepNext/>
+      </w:pPr>
+      <w:r>
+        <w:rPr>
+          <w:color w:val="000000"/>
+        </w:rPr>
+        <w:t>B. When</w:t>
+      </w:r>
+    </w:p>
+    <w:p>
+      <w:pPr>
+        <w:spacing w:before="0" w:after="200"/>
+      </w:pPr>
+      <w:r>
+        <w:rPr>
+          <w:color w:val="000000"/>
+        </w:rPr>
+        <w:t>C. How many</w:t>
+      </w:r>
+    </w:p>
+    <w:p>
+      <w:pPr>
+        <w:spacing w:before="120" w:after="60"/>
+        <w:keepNext/>
+      </w:pPr>
+      <w:r>
+        <w:rPr>
+          <w:color w:val="000000"/>
+        </w:rPr>
+        <w:t>5. ___ milk do we need?</w:t>
+      </w:r>
+    </w:p>
+    <w:p>
+      <w:pPr>
+        <w:spacing w:before="0" w:after="40"/>
+        <w:keepNext/>
+      </w:pPr>
+      <w:r>
+        <w:rPr>
+          <w:color w:val="000000"/>
+        </w:rPr>
+        <w:t>A. How much</w:t>
+      </w:r>
+    </w:p>
+    <w:p>
+      <w:pPr>
+        <w:spacing w:before="0" w:after="40"/>
+        <w:keepNext/>
+      </w:pPr>
+      <w:r>
+        <w:rPr>
+          <w:color w:val="000000"/>
+        </w:rPr>
+        <w:t>B. How many</w:t>
+      </w:r>
+    </w:p>
+    <w:p>
+      <w:pPr>
+        <w:spacing w:before="0" w:after="200"/>
+      </w:pPr>
+      <w:r>
+        <w:rPr>
+          <w:color w:val="000000"/>
+        </w:rPr>
+        <w:t>C. What time</w:t>
+      </w:r>
+    </w:p>
+    <w:p>
+      <w:pPr>
+        <w:spacing w:before="120" w:after="60"/>
+        <w:keepNext/>
+      </w:pPr>
+      <w:r>
+        <w:rPr>
+          <w:color w:val="000000"/>
+        </w:rPr>
+        <w:t>6. ___ students are absent?</w:t>
+      </w:r>
+    </w:p>
+    <w:p>
+      <w:pPr>
+        <w:spacing w:before="0" w:after="40"/>
+        <w:keepNext/>
+      </w:pPr>
+      <w:r>
+        <w:rPr>
+          <w:color w:val="000000"/>
+        </w:rPr>
+        <w:t>A. How much</w:t>
+      </w:r>
+    </w:p>
+    <w:p>
+      <w:pPr>
+        <w:spacing w:before="0" w:after="40"/>
+        <w:keepNext/>
+      </w:pPr>
+      <w:r>
+        <w:rPr>
+          <w:color w:val="000000"/>
+        </w:rPr>
+        <w:t>B. How many</w:t>
+      </w:r>
+    </w:p>
+    <w:p>
+      <w:pPr>
+        <w:spacing w:before="0" w:after="200"/>
+      </w:pPr>
+      <w:r>
+        <w:rPr>
+          <w:color w:val="000000"/>
+        </w:rPr>
+        <w:t>C. Whose</w:t>
+      </w:r>
+    </w:p>
+    <w:p>
+      <w:pPr>
+        <w:spacing w:before="120" w:after="60"/>
+        <w:keepNext/>
+      </w:pPr>
+      <w:r>
+        <w:rPr>
+          <w:color w:val="000000"/>
+        </w:rPr>
+        <w:t>7. ___ are you feeling today?</w:t>
+      </w:r>
+    </w:p>
+    <w:p>
+      <w:pPr>
+        <w:spacing w:before="0" w:after="40"/>
+        <w:keepNext/>
+      </w:pPr>
+      <w:r>
+        <w:rPr>
+          <w:color w:val="000000"/>
+        </w:rPr>
+        <w:t>A. How</w:t>
+      </w:r>
+    </w:p>
+    <w:p>
+      <w:pPr>
+        <w:spacing w:before="0" w:after="40"/>
+        <w:keepNext/>
+      </w:pPr>
+      <w:r>
+        <w:rPr>
+          <w:color w:val="000000"/>
+        </w:rPr>
+        <w:t>B. Where</w:t>
+      </w:r>
+    </w:p>
+    <w:p>
+      <w:pPr>
+        <w:spacing w:before="0" w:after="200"/>
+      </w:pPr>
+      <w:r>
+        <w:rPr>
+          <w:color w:val="000000"/>
+        </w:rPr>
+        <w:t>C. Who</w:t>
+      </w:r>
+    </w:p>
+    <w:p>
+      <w:pPr>
+        <w:spacing w:before="120" w:after="60"/>
+        <w:keepNext/>
+      </w:pPr>
+      <w:r>
+        <w:rPr>
+          <w:color w:val="000000"/>
+        </w:rPr>
+        <w:t>8. ___ did the trip cost?</w:t>
+      </w:r>
+    </w:p>
+    <w:p>
+      <w:pPr>
+        <w:spacing w:before="0" w:after="40"/>
+        <w:keepNext/>
+      </w:pPr>
+      <w:r>
+        <w:rPr>
+          <w:color w:val="000000"/>
+        </w:rPr>
+        <w:t>A. How often</w:t>
+      </w:r>
+    </w:p>
+    <w:p>
+      <w:pPr>
+        <w:spacing w:before="0" w:after="40"/>
+        <w:keepNext/>
+      </w:pPr>
+      <w:r>
+        <w:rPr>
+          <w:color w:val="000000"/>
+        </w:rPr>
+        <w:t>B. How much</w:t>
+      </w:r>
+    </w:p>
+    <w:p>
+      <w:pPr>
+        <w:spacing w:before="0" w:after="200"/>
+      </w:pPr>
+      <w:r>
+        <w:rPr>
+          <w:color w:val="000000"/>
+        </w:rPr>
+        <w:t>C. How long</w:t>
+      </w:r>
+    </w:p>
+    <w:p>
+      <w:pPr>
+        <w:spacing w:before="120" w:after="60"/>
+        <w:keepNext/>
+      </w:pPr>
+      <w:r>
+        <w:rPr>
+          <w:color w:val="000000"/>
+        </w:rPr>
+        <w:t>9. ___ do you exercise?</w:t>
+      </w:r>
+    </w:p>
+    <w:p>
+      <w:pPr>
+        <w:spacing w:before="0" w:after="40"/>
+        <w:keepNext/>
+      </w:pPr>
+      <w:r>
+        <w:rPr>
+          <w:color w:val="000000"/>
+        </w:rPr>
+        <w:t>A. How often</w:t>
+      </w:r>
+    </w:p>
+    <w:p>
+      <w:pPr>
+        <w:spacing w:before="0" w:after="40"/>
+        <w:keepNext/>
+      </w:pPr>
+      <w:r>
+        <w:rPr>
+          <w:color w:val="000000"/>
+        </w:rPr>
+        <w:t>B. Whose</w:t>
+      </w:r>
+    </w:p>
+    <w:p>
+      <w:pPr>
+        <w:spacing w:before="0" w:after="200"/>
+      </w:pPr>
+      <w:r>
+        <w:rPr>
+          <w:color w:val="000000"/>
+        </w:rPr>
+        <w:t>C. Which</w:t>
+      </w:r>
+    </w:p>
+    <w:p>
+      <w:pPr>
+        <w:spacing w:before="120" w:after="60"/>
+        <w:keepNext/>
+      </w:pPr>
+      <w:r>
+        <w:rPr>
+          <w:color w:val="000000"/>
+        </w:rPr>
+        <w:t>10. ___ did you stay there?</w:t>
+      </w:r>
+    </w:p>
+    <w:p>
+      <w:pPr>
+        <w:spacing w:before="0" w:after="40"/>
+        <w:keepNext/>
+      </w:pPr>
+      <w:r>
+        <w:rPr>
+          <w:color w:val="000000"/>
+        </w:rPr>
+        <w:t>A. How long</w:t>
+      </w:r>
+    </w:p>
+    <w:p>
+      <w:pPr>
+        <w:spacing w:before="0" w:after="40"/>
+        <w:keepNext/>
+      </w:pPr>
+      <w:r>
+        <w:rPr>
+          <w:color w:val="000000"/>
+        </w:rPr>
+        <w:t>B. How many</w:t>
+      </w:r>
+    </w:p>
+    <w:p>
+      <w:pPr>
+        <w:spacing w:before="0" w:after="200"/>
+      </w:pPr>
+      <w:r>
+        <w:rPr>
+          <w:color w:val="000000"/>
+        </w:rPr>
+        <w:t>C. Who</w:t>
+      </w:r>
+    </w:p>
+    <w:p>
+      <w:pPr>
+        <w:spacing w:before="240" w:after="60"/>
+        <w:keepNext/>
+      </w:pPr>
+      <w:r>
+        <w:rPr>
+          <w:color w:val="000000"/>
           <w:b/>
         </w:rPr>
-        <w:t xml:space="preserve">PHẦN 3. VIẾT CÂU MỆNH LỆNH (10 điểm)</w:t>
-      </w:r>
-    </w:p>
-    <w:p>
-      <w:r>
-        <w:t xml:space="preserve">1. not / forget / homework</w:t>
-      </w:r>
-    </w:p>
-    <w:p>
-      <w:r>
-        <w:t xml:space="preserve">2. take / umbrella</w:t>
-      </w:r>
-    </w:p>
-    <w:p>
-      <w:r>
-        <w:t xml:space="preserve">3. let us / meet / at seven</w:t>
-      </w:r>
-    </w:p>
-    <w:p>
-      <w:r>
-        <w:t xml:space="preserve">4. not / run / hallway</w:t>
-      </w:r>
-    </w:p>
-    <w:p>
-      <w:r>
-        <w:t xml:space="preserve">5. wash / hands / before dinner</w:t>
-      </w:r>
-    </w:p>
-    <w:p>
-      <w:r>
-        <w:t xml:space="preserve">6. please / wait / here</w:t>
-      </w:r>
-    </w:p>
-    <w:p>
-      <w:r>
-        <w:t xml:space="preserve">7. not / feed / animals</w:t>
-      </w:r>
-    </w:p>
-    <w:p>
-      <w:r>
-        <w:t xml:space="preserve">8. write / name / top of page</w:t>
-      </w:r>
-    </w:p>
-    <w:p>
-      <w:r>
-        <w:t xml:space="preserve">9. you / open / window / please</w:t>
-      </w:r>
-    </w:p>
-    <w:p>
-      <w:r>
-        <w:t xml:space="preserve">10. not / touch / that button</w:t>
-      </w:r>
-    </w:p>
-    <w:p>
-      <w:r>
-        <w:rPr>
+        <w:t>PHẦN 2. CHUYỂN THÀNH CÂU HỎI YES/NO (10 điểm)</w:t>
+      </w:r>
+    </w:p>
+    <w:p>
+      <w:pPr>
+        <w:spacing w:before="0" w:after="60"/>
+        <w:keepNext/>
+      </w:pPr>
+      <w:r>
+        <w:rPr>
+          <w:color w:val="000000"/>
+          <w:i/>
+        </w:rPr>
+        <w:t>Hướng dẫn: Chuyển mỗi câu thành một câu hỏi Yes/No đúng thì và đúng trợ động từ.</w:t>
+      </w:r>
+    </w:p>
+    <w:p>
+      <w:pPr>
+        <w:spacing w:before="40" w:after="60"/>
+      </w:pPr>
+      <w:r>
+        <w:rPr>
+          <w:color w:val="000000"/>
+        </w:rPr>
+        <w:t>1. Mai is studying now.</w:t>
+      </w:r>
+    </w:p>
+    <w:p>
+      <w:pPr>
+        <w:spacing w:before="120" w:after="160"/>
+      </w:pPr>
+      <w:r>
+        <w:rPr>
+          <w:color w:val="000000"/>
+        </w:rPr>
+        <w:t>2. They have finished the work.</w:t>
+      </w:r>
+    </w:p>
+    <w:p>
+      <w:pPr>
+        <w:spacing w:before="120" w:after="160"/>
+      </w:pPr>
+      <w:r>
+        <w:rPr>
+          <w:color w:val="000000"/>
+        </w:rPr>
+        <w:t>3. He will come tomorrow.</w:t>
+      </w:r>
+    </w:p>
+    <w:p>
+      <w:pPr>
+        <w:spacing w:before="120" w:after="160"/>
+      </w:pPr>
+      <w:r>
+        <w:rPr>
+          <w:color w:val="000000"/>
+        </w:rPr>
+        <w:t>4. Lan has a bicycle.</w:t>
+      </w:r>
+    </w:p>
+    <w:p>
+      <w:pPr>
+        <w:spacing w:before="120" w:after="160"/>
+      </w:pPr>
+      <w:r>
+        <w:rPr>
+          <w:color w:val="000000"/>
+        </w:rPr>
+        <w:t>5. The shop opens at eight.</w:t>
+      </w:r>
+    </w:p>
+    <w:p>
+      <w:pPr>
+        <w:spacing w:before="120" w:after="160"/>
+      </w:pPr>
+      <w:r>
+        <w:rPr>
+          <w:color w:val="000000"/>
+        </w:rPr>
+        <w:t>6. We should leave now.</w:t>
+      </w:r>
+    </w:p>
+    <w:p>
+      <w:pPr>
+        <w:spacing w:before="120" w:after="160"/>
+      </w:pPr>
+      <w:r>
+        <w:rPr>
+          <w:color w:val="000000"/>
+        </w:rPr>
+        <w:t>7. She was tired last night.</w:t>
+      </w:r>
+    </w:p>
+    <w:p>
+      <w:pPr>
+        <w:spacing w:before="120" w:after="160"/>
+      </w:pPr>
+      <w:r>
+        <w:rPr>
+          <w:color w:val="000000"/>
+        </w:rPr>
+        <w:t>8. They were playing football.</w:t>
+      </w:r>
+    </w:p>
+    <w:p>
+      <w:pPr>
+        <w:spacing w:before="120" w:after="160"/>
+      </w:pPr>
+      <w:r>
+        <w:rPr>
+          <w:color w:val="000000"/>
+        </w:rPr>
+        <w:t>9. She likes music.</w:t>
+      </w:r>
+    </w:p>
+    <w:p>
+      <w:pPr>
+        <w:spacing w:before="120" w:after="160"/>
+      </w:pPr>
+      <w:r>
+        <w:rPr>
+          <w:color w:val="000000"/>
+        </w:rPr>
+        <w:t>10. They are at home.</w:t>
+      </w:r>
+    </w:p>
+    <w:p>
+      <w:pPr>
+        <w:spacing w:before="240" w:after="60"/>
+        <w:keepNext/>
+      </w:pPr>
+      <w:r>
+        <w:rPr>
+          <w:color w:val="000000"/>
           <w:b/>
         </w:rPr>
-        <w:t xml:space="preserve">PHẦN 4. HOÀN THÀNH CÂU HỎI ĐUÔI (10 điểm)</w:t>
-      </w:r>
-    </w:p>
-    <w:p>
-      <w:r>
-        <w:t xml:space="preserve">1. It is raining, ___?</w:t>
-      </w:r>
-    </w:p>
-    <w:p>
-      <w:r>
-        <w:t xml:space="preserve">2. Lan has finished, ___?</w:t>
-      </w:r>
-    </w:p>
-    <w:p>
-      <w:r>
-        <w:t xml:space="preserve">3. They will not be late, ___?</w:t>
-      </w:r>
-    </w:p>
-    <w:p>
-      <w:r>
-        <w:t xml:space="preserve">4. He likes coffee, ___?</w:t>
-      </w:r>
-    </w:p>
-    <w:p>
-      <w:r>
-        <w:t xml:space="preserve">5. The children were happy, ___?</w:t>
-      </w:r>
-    </w:p>
-    <w:p>
-      <w:r>
-        <w:t xml:space="preserve">6. You did not call me, ___?</w:t>
-      </w:r>
-    </w:p>
-    <w:p>
-      <w:r>
-        <w:t xml:space="preserve">7. Let us start now, ___?</w:t>
-      </w:r>
-    </w:p>
-    <w:p>
-      <w:r>
-        <w:t xml:space="preserve">8. Open the door, ___?</w:t>
-      </w:r>
-    </w:p>
-    <w:p>
-      <w:r>
-        <w:t xml:space="preserve">9. I am late, ___?</w:t>
-      </w:r>
-    </w:p>
-    <w:p>
-      <w:r>
-        <w:t xml:space="preserve">10. There is a problem, ___?</w:t>
-      </w:r>
-    </w:p>
-    <w:p>
-      <w:r>
-        <w:rPr>
+        <w:t>PHẦN 3. VIẾT CÂU MỆNH LỆNH (10 điểm)</w:t>
+      </w:r>
+    </w:p>
+    <w:p>
+      <w:pPr>
+        <w:spacing w:before="0" w:after="60"/>
+        <w:keepNext/>
+      </w:pPr>
+      <w:r>
+        <w:rPr>
+          <w:color w:val="000000"/>
+          <w:i/>
+        </w:rPr>
+        <w:t>Hướng dẫn: Sắp xếp các từ thành câu mệnh lệnh hoàn chỉnh; thêm từ cần thiết nếu phù hợp.</w:t>
+      </w:r>
+    </w:p>
+    <w:p>
+      <w:pPr>
+        <w:spacing w:before="40" w:after="60"/>
+      </w:pPr>
+      <w:r>
+        <w:rPr>
+          <w:color w:val="000000"/>
+        </w:rPr>
+        <w:t>1. not / forget / homework</w:t>
+      </w:r>
+    </w:p>
+    <w:p>
+      <w:pPr>
+        <w:spacing w:before="120" w:after="160"/>
+      </w:pPr>
+      <w:r>
+        <w:rPr>
+          <w:color w:val="000000"/>
+        </w:rPr>
+        <w:t>2. take / umbrella</w:t>
+      </w:r>
+    </w:p>
+    <w:p>
+      <w:pPr>
+        <w:spacing w:before="120" w:after="160"/>
+      </w:pPr>
+      <w:r>
+        <w:rPr>
+          <w:color w:val="000000"/>
+        </w:rPr>
+        <w:t>3. let us / meet / at seven</w:t>
+      </w:r>
+    </w:p>
+    <w:p>
+      <w:pPr>
+        <w:spacing w:before="120" w:after="160"/>
+      </w:pPr>
+      <w:r>
+        <w:rPr>
+          <w:color w:val="000000"/>
+        </w:rPr>
+        <w:t>4. not / run / hallway</w:t>
+      </w:r>
+    </w:p>
+    <w:p>
+      <w:pPr>
+        <w:spacing w:before="120" w:after="160"/>
+      </w:pPr>
+      <w:r>
+        <w:rPr>
+          <w:color w:val="000000"/>
+        </w:rPr>
+        <w:t>5. wash / hands / before dinner</w:t>
+      </w:r>
+    </w:p>
+    <w:p>
+      <w:pPr>
+        <w:spacing w:before="120" w:after="160"/>
+      </w:pPr>
+      <w:r>
+        <w:rPr>
+          <w:color w:val="000000"/>
+        </w:rPr>
+        <w:t>6. please / wait / here</w:t>
+      </w:r>
+    </w:p>
+    <w:p>
+      <w:pPr>
+        <w:spacing w:before="120" w:after="160"/>
+      </w:pPr>
+      <w:r>
+        <w:rPr>
+          <w:color w:val="000000"/>
+        </w:rPr>
+        <w:t>7. not / feed / animals</w:t>
+      </w:r>
+    </w:p>
+    <w:p>
+      <w:pPr>
+        <w:spacing w:before="120" w:after="160"/>
+      </w:pPr>
+      <w:r>
+        <w:rPr>
+          <w:color w:val="000000"/>
+        </w:rPr>
+        <w:t>8. write / name / top of page</w:t>
+      </w:r>
+    </w:p>
+    <w:p>
+      <w:pPr>
+        <w:spacing w:before="120" w:after="160"/>
+      </w:pPr>
+      <w:r>
+        <w:rPr>
+          <w:color w:val="000000"/>
+        </w:rPr>
+        <w:t>9. you / open / window / please</w:t>
+      </w:r>
+    </w:p>
+    <w:p>
+      <w:pPr>
+        <w:spacing w:before="120" w:after="160"/>
+      </w:pPr>
+      <w:r>
+        <w:rPr>
+          <w:color w:val="000000"/>
+        </w:rPr>
+        <w:t>10. not / touch / that button</w:t>
+      </w:r>
+    </w:p>
+    <w:p>
+      <w:pPr>
+        <w:spacing w:before="240" w:after="60"/>
+        <w:keepNext/>
+      </w:pPr>
+      <w:r>
+        <w:rPr>
+          <w:color w:val="000000"/>
           <w:b/>
         </w:rPr>
-        <w:t xml:space="preserve">PHẦN 5. ĐIỀN CỤM TỪ CHỈ THỜI GIAN (10 điểm)</w:t>
-      </w:r>
-    </w:p>
-    <w:p>
-      <w:r>
-        <w:t xml:space="preserve">1. I have lived here ___ 2022.</w:t>
-      </w:r>
-    </w:p>
-    <w:p>
-      <w:r>
-        <w:t xml:space="preserve">2. He has studied English ___ three years.</w:t>
-      </w:r>
-    </w:p>
-    <w:p>
-      <w:r>
-        <w:t xml:space="preserve">3. We are going away ___ next week.</w:t>
-      </w:r>
-    </w:p>
-    <w:p>
-      <w:r>
-        <w:t xml:space="preserve">4. The shop is open ___ 8 a.m. to 9 p.m.</w:t>
-      </w:r>
-    </w:p>
-    <w:p>
-      <w:r>
-        <w:t xml:space="preserve">5. Please finish this ___ Friday.</w:t>
-      </w:r>
-    </w:p>
-    <w:p>
-      <w:r>
-        <w:t xml:space="preserve">6. I often read ___ the evening.</w:t>
-      </w:r>
-    </w:p>
-    <w:p>
-      <w:r>
-        <w:t xml:space="preserve">7. She called me ___ night.</w:t>
-      </w:r>
-    </w:p>
-    <w:p>
-      <w:r>
-        <w:t xml:space="preserve">8. We waited ___ lunchtime.</w:t>
-      </w:r>
-    </w:p>
-    <w:p>
-      <w:r>
-        <w:t xml:space="preserve">9. He exercises ___ day.</w:t>
-      </w:r>
-    </w:p>
-    <w:p>
-      <w:r>
-        <w:t xml:space="preserve">10. The train leaves ___ ten minutes.</w:t>
-      </w:r>
-    </w:p>
-    <w:p>
-      <w:r>
-        <w:rPr>
+        <w:t>PHẦN 4. HOÀN THÀNH CÂU HỎI ĐUÔI (10 điểm)</w:t>
+      </w:r>
+    </w:p>
+    <w:p>
+      <w:pPr>
+        <w:spacing w:before="0" w:after="60"/>
+        <w:keepNext/>
+      </w:pPr>
+      <w:r>
+        <w:rPr>
+          <w:color w:val="000000"/>
+          <w:i/>
+        </w:rPr>
+        <w:t>Hướng dẫn: Điền phần đuôi thích hợp để hoàn thành mỗi câu hỏi đuôi.</w:t>
+      </w:r>
+    </w:p>
+    <w:p>
+      <w:pPr>
+        <w:spacing w:before="40" w:after="60"/>
+      </w:pPr>
+      <w:r>
+        <w:rPr>
+          <w:color w:val="000000"/>
+        </w:rPr>
+        <w:t>1. It is raining, ___?</w:t>
+      </w:r>
+    </w:p>
+    <w:p>
+      <w:pPr>
+        <w:spacing w:before="120" w:after="160"/>
+      </w:pPr>
+      <w:r>
+        <w:rPr>
+          <w:color w:val="000000"/>
+        </w:rPr>
+        <w:t>2. Lan has finished, ___?</w:t>
+      </w:r>
+    </w:p>
+    <w:p>
+      <w:pPr>
+        <w:spacing w:before="120" w:after="160"/>
+      </w:pPr>
+      <w:r>
+        <w:rPr>
+          <w:color w:val="000000"/>
+        </w:rPr>
+        <w:t>3. They will not be late, ___?</w:t>
+      </w:r>
+    </w:p>
+    <w:p>
+      <w:pPr>
+        <w:spacing w:before="120" w:after="160"/>
+      </w:pPr>
+      <w:r>
+        <w:rPr>
+          <w:color w:val="000000"/>
+        </w:rPr>
+        <w:t>4. He likes coffee, ___?</w:t>
+      </w:r>
+    </w:p>
+    <w:p>
+      <w:pPr>
+        <w:spacing w:before="120" w:after="160"/>
+      </w:pPr>
+      <w:r>
+        <w:rPr>
+          <w:color w:val="000000"/>
+        </w:rPr>
+        <w:t>5. The children were happy, ___?</w:t>
+      </w:r>
+    </w:p>
+    <w:p>
+      <w:pPr>
+        <w:spacing w:before="120" w:after="160"/>
+      </w:pPr>
+      <w:r>
+        <w:rPr>
+          <w:color w:val="000000"/>
+        </w:rPr>
+        <w:t>6. You did not call me, ___?</w:t>
+      </w:r>
+    </w:p>
+    <w:p>
+      <w:pPr>
+        <w:spacing w:before="120" w:after="160"/>
+      </w:pPr>
+      <w:r>
+        <w:rPr>
+          <w:color w:val="000000"/>
+        </w:rPr>
+        <w:t>7. Let us start now, ___?</w:t>
+      </w:r>
+    </w:p>
+    <w:p>
+      <w:pPr>
+        <w:spacing w:before="120" w:after="160"/>
+      </w:pPr>
+      <w:r>
+        <w:rPr>
+          <w:color w:val="000000"/>
+        </w:rPr>
+        <w:t>8. Open the door, ___?</w:t>
+      </w:r>
+    </w:p>
+    <w:p>
+      <w:pPr>
+        <w:spacing w:before="120" w:after="160"/>
+      </w:pPr>
+      <w:r>
+        <w:rPr>
+          <w:color w:val="000000"/>
+        </w:rPr>
+        <w:t>9. I am late, ___?</w:t>
+      </w:r>
+    </w:p>
+    <w:p>
+      <w:pPr>
+        <w:spacing w:before="120" w:after="160"/>
+      </w:pPr>
+      <w:r>
+        <w:rPr>
+          <w:color w:val="000000"/>
+        </w:rPr>
+        <w:t>10. There is a problem, ___?</w:t>
+      </w:r>
+    </w:p>
+    <w:p>
+      <w:pPr>
+        <w:spacing w:before="240" w:after="60"/>
+        <w:keepNext/>
+      </w:pPr>
+      <w:r>
+        <w:rPr>
+          <w:color w:val="000000"/>
           <w:b/>
         </w:rPr>
-        <w:t xml:space="preserve">PHẦN 6. SỬA LỖI SAI (10 điểm)</w:t>
-      </w:r>
-    </w:p>
-    <w:p>
-      <w:r>
-        <w:t xml:space="preserve">1. Where you live?</w:t>
-      </w:r>
-    </w:p>
-    <w:p>
-      <w:r>
-        <w:t xml:space="preserve">2. Does she likes tea?</w:t>
-      </w:r>
-    </w:p>
-    <w:p>
-      <w:r>
-        <w:t xml:space="preserve">3. Not open the door.</w:t>
-      </w:r>
-    </w:p>
-    <w:p>
-      <w:r>
-        <w:t xml:space="preserve">4. He is a teacher, does he?</w:t>
-      </w:r>
-    </w:p>
-    <w:p>
-      <w:r>
-        <w:t xml:space="preserve">5. I was born on 2012.</w:t>
-      </w:r>
-    </w:p>
-    <w:p>
-      <w:r>
-        <w:t xml:space="preserve">6. Did they went home?</w:t>
-      </w:r>
-    </w:p>
-    <w:p>
-      <w:r>
-        <w:t xml:space="preserve">7. Let's to start now.</w:t>
-      </w:r>
-    </w:p>
-    <w:p>
-      <w:r>
-        <w:t xml:space="preserve">8. She cannot swim, can she not?</w:t>
-      </w:r>
-    </w:p>
-    <w:p>
-      <w:r>
-        <w:t xml:space="preserve">9. We met at last Monday.</w:t>
-      </w:r>
-    </w:p>
-    <w:p>
-      <w:r>
-        <w:t xml:space="preserve">10. How many time do you need?</w:t>
-      </w:r>
-    </w:p>
-    <w:p>
-      <w:r>
-        <w:rPr>
+        <w:t>PHẦN 5. ĐIỀN CỤM TỪ CHỈ THỜI GIAN (10 điểm)</w:t>
+      </w:r>
+    </w:p>
+    <w:p>
+      <w:pPr>
+        <w:spacing w:before="0" w:after="60"/>
+        <w:keepNext/>
+      </w:pPr>
+      <w:r>
+        <w:rPr>
+          <w:color w:val="000000"/>
+          <w:i/>
+        </w:rPr>
+        <w:t>Hướng dẫn: Điền cụm từ chỉ thời gian phù hợp với ngữ cảnh.</w:t>
+      </w:r>
+    </w:p>
+    <w:p>
+      <w:pPr>
+        <w:spacing w:before="40" w:after="60"/>
+      </w:pPr>
+      <w:r>
+        <w:rPr>
+          <w:color w:val="000000"/>
+        </w:rPr>
+        <w:t>1. I have lived here ___ 2022.</w:t>
+      </w:r>
+    </w:p>
+    <w:p>
+      <w:pPr>
+        <w:spacing w:before="120" w:after="160"/>
+      </w:pPr>
+      <w:r>
+        <w:rPr>
+          <w:color w:val="000000"/>
+        </w:rPr>
+        <w:t>2. He has studied English ___ three years.</w:t>
+      </w:r>
+    </w:p>
+    <w:p>
+      <w:pPr>
+        <w:spacing w:before="120" w:after="160"/>
+      </w:pPr>
+      <w:r>
+        <w:rPr>
+          <w:color w:val="000000"/>
+        </w:rPr>
+        <w:t>3. We are going away ___ next week.</w:t>
+      </w:r>
+    </w:p>
+    <w:p>
+      <w:pPr>
+        <w:spacing w:before="120" w:after="160"/>
+      </w:pPr>
+      <w:r>
+        <w:rPr>
+          <w:color w:val="000000"/>
+        </w:rPr>
+        <w:t>4. The shop is open ___ 8 a.m. to 9 p.m.</w:t>
+      </w:r>
+    </w:p>
+    <w:p>
+      <w:pPr>
+        <w:spacing w:before="120" w:after="160"/>
+      </w:pPr>
+      <w:r>
+        <w:rPr>
+          <w:color w:val="000000"/>
+        </w:rPr>
+        <w:t>5. Please finish this ___ Friday.</w:t>
+      </w:r>
+    </w:p>
+    <w:p>
+      <w:pPr>
+        <w:spacing w:before="120" w:after="160"/>
+      </w:pPr>
+      <w:r>
+        <w:rPr>
+          <w:color w:val="000000"/>
+        </w:rPr>
+        <w:t>6. I often read ___ the evening.</w:t>
+      </w:r>
+    </w:p>
+    <w:p>
+      <w:pPr>
+        <w:spacing w:before="120" w:after="160"/>
+      </w:pPr>
+      <w:r>
+        <w:rPr>
+          <w:color w:val="000000"/>
+        </w:rPr>
+        <w:t>7. She called me ___ night.</w:t>
+      </w:r>
+    </w:p>
+    <w:p>
+      <w:pPr>
+        <w:spacing w:before="120" w:after="160"/>
+      </w:pPr>
+      <w:r>
+        <w:rPr>
+          <w:color w:val="000000"/>
+        </w:rPr>
+        <w:t>8. We waited ___ lunchtime.</w:t>
+      </w:r>
+    </w:p>
+    <w:p>
+      <w:pPr>
+        <w:spacing w:before="120" w:after="160"/>
+      </w:pPr>
+      <w:r>
+        <w:rPr>
+          <w:color w:val="000000"/>
+        </w:rPr>
+        <w:t>9. He exercises ___ day.</w:t>
+      </w:r>
+    </w:p>
+    <w:p>
+      <w:pPr>
+        <w:spacing w:before="120" w:after="160"/>
+      </w:pPr>
+      <w:r>
+        <w:rPr>
+          <w:color w:val="000000"/>
+        </w:rPr>
+        <w:t>10. The train leaves ___ ten minutes.</w:t>
+      </w:r>
+    </w:p>
+    <w:p>
+      <w:pPr>
+        <w:spacing w:before="240" w:after="60"/>
+        <w:keepNext/>
+      </w:pPr>
+      <w:r>
+        <w:rPr>
+          <w:color w:val="000000"/>
           <w:b/>
         </w:rPr>
-        <w:t xml:space="preserve">PHẦN 7. DỊCH SANG TIẾNG ANH (10 điểm)</w:t>
-      </w:r>
-    </w:p>
-    <w:p>
-      <w:r>
-        <w:t xml:space="preserve">1. Bạn sống ở đâu?</w:t>
-      </w:r>
-    </w:p>
-    <w:p>
-      <w:r>
-        <w:t xml:space="preserve">2. Cô ấy có đi làm hôm qua không?</w:t>
-      </w:r>
-    </w:p>
-    <w:p>
-      <w:r>
-        <w:t xml:space="preserve">3. Xin hãy ngồi xuống.</w:t>
-      </w:r>
-    </w:p>
-    <w:p>
-      <w:r>
-        <w:t xml:space="preserve">4. Đừng đến muộn.</w:t>
-      </w:r>
-    </w:p>
-    <w:p>
-      <w:r>
-        <w:t xml:space="preserve">5. Anh ấy biết bơi, phải không?</w:t>
-      </w:r>
-    </w:p>
-    <w:p>
-      <w:r>
-        <w:t xml:space="preserve">6. Họ chưa hoàn thành, phải không?</w:t>
-      </w:r>
-    </w:p>
-    <w:p>
-      <w:r>
-        <w:t xml:space="preserve">7. Tôi học vào buổi tối.</w:t>
-      </w:r>
-    </w:p>
-    <w:p>
-      <w:r>
-        <w:t xml:space="preserve">8. Chúng tôi đã ở đây được hai năm.</w:t>
-      </w:r>
-    </w:p>
-    <w:p>
-      <w:r>
-        <w:t xml:space="preserve">9. Tàu khởi hành lúc mấy giờ?</w:t>
-      </w:r>
-    </w:p>
-    <w:p>
-      <w:r>
-        <w:t xml:space="preserve">10. Hãy gọi cho tôi trước thứ Sáu.</w:t>
-      </w:r>
-    </w:p>
-    <w:p>
-      <w:r>
-        <w:rPr>
+        <w:t>PHẦN 6. SỬA LỖI SAI (10 điểm)</w:t>
+      </w:r>
+    </w:p>
+    <w:p>
+      <w:pPr>
+        <w:spacing w:before="0" w:after="60"/>
+        <w:keepNext/>
+      </w:pPr>
+      <w:r>
+        <w:rPr>
+          <w:color w:val="000000"/>
+          <w:i/>
+        </w:rPr>
+        <w:t>Hướng dẫn: Tìm lỗi sai và viết lại phần câu đúng hoàn chỉnh.</w:t>
+      </w:r>
+    </w:p>
+    <w:p>
+      <w:pPr>
+        <w:spacing w:before="40" w:after="60"/>
+      </w:pPr>
+      <w:r>
+        <w:rPr>
+          <w:color w:val="000000"/>
+        </w:rPr>
+        <w:t>1. Where you live?</w:t>
+      </w:r>
+    </w:p>
+    <w:p>
+      <w:pPr>
+        <w:spacing w:before="120" w:after="160"/>
+      </w:pPr>
+      <w:r>
+        <w:rPr>
+          <w:color w:val="000000"/>
+        </w:rPr>
+        <w:t>2. Does she likes tea?</w:t>
+      </w:r>
+    </w:p>
+    <w:p>
+      <w:pPr>
+        <w:spacing w:before="120" w:after="160"/>
+      </w:pPr>
+      <w:r>
+        <w:rPr>
+          <w:color w:val="000000"/>
+        </w:rPr>
+        <w:t>3. Not open the door.</w:t>
+      </w:r>
+    </w:p>
+    <w:p>
+      <w:pPr>
+        <w:spacing w:before="120" w:after="160"/>
+      </w:pPr>
+      <w:r>
+        <w:rPr>
+          <w:color w:val="000000"/>
+        </w:rPr>
+        <w:t>4. He is a teacher, does he?</w:t>
+      </w:r>
+    </w:p>
+    <w:p>
+      <w:pPr>
+        <w:spacing w:before="120" w:after="160"/>
+      </w:pPr>
+      <w:r>
+        <w:rPr>
+          <w:color w:val="000000"/>
+        </w:rPr>
+        <w:t>5. I was born on 2012.</w:t>
+      </w:r>
+    </w:p>
+    <w:p>
+      <w:pPr>
+        <w:spacing w:before="120" w:after="160"/>
+      </w:pPr>
+      <w:r>
+        <w:rPr>
+          <w:color w:val="000000"/>
+        </w:rPr>
+        <w:t>6. Did they went home?</w:t>
+      </w:r>
+    </w:p>
+    <w:p>
+      <w:pPr>
+        <w:spacing w:before="120" w:after="160"/>
+      </w:pPr>
+      <w:r>
+        <w:rPr>
+          <w:color w:val="000000"/>
+        </w:rPr>
+        <w:t>7. Let's to start now.</w:t>
+      </w:r>
+    </w:p>
+    <w:p>
+      <w:pPr>
+        <w:spacing w:before="120" w:after="160"/>
+      </w:pPr>
+      <w:r>
+        <w:rPr>
+          <w:color w:val="000000"/>
+        </w:rPr>
+        <w:t>8. She cannot swim, can she not?</w:t>
+      </w:r>
+    </w:p>
+    <w:p>
+      <w:pPr>
+        <w:spacing w:before="120" w:after="160"/>
+      </w:pPr>
+      <w:r>
+        <w:rPr>
+          <w:color w:val="000000"/>
+        </w:rPr>
+        <w:t>9. We met at last Monday.</w:t>
+      </w:r>
+    </w:p>
+    <w:p>
+      <w:pPr>
+        <w:spacing w:before="120" w:after="160"/>
+      </w:pPr>
+      <w:r>
+        <w:rPr>
+          <w:color w:val="000000"/>
+        </w:rPr>
+        <w:t>10. How many time do you need?</w:t>
+      </w:r>
+    </w:p>
+    <w:p>
+      <w:pPr>
+        <w:spacing w:before="240" w:after="60"/>
+        <w:keepNext/>
+      </w:pPr>
+      <w:r>
+        <w:rPr>
+          <w:color w:val="000000"/>
           <w:b/>
         </w:rPr>
-        <w:t xml:space="preserve">PHẦN 8. SẮP XẾP THÀNH CÂU (10 điểm)</w:t>
-      </w:r>
-    </w:p>
-    <w:p>
-      <w:r>
-        <w:t xml:space="preserve">1. where / your brother / work / does / ?</w:t>
-      </w:r>
-    </w:p>
-    <w:p>
-      <w:r>
-        <w:t xml:space="preserve">2. she / ready / is / ?</w:t>
-      </w:r>
-    </w:p>
-    <w:p>
-      <w:r>
-        <w:t xml:space="preserve">3. please / lights / turn off / the</w:t>
-      </w:r>
-    </w:p>
-    <w:p>
-      <w:r>
-        <w:t xml:space="preserve">4. not / here / park / do</w:t>
-      </w:r>
-    </w:p>
-    <w:p>
-      <w:r>
-        <w:t xml:space="preserve">5. cold / it / is / not / ?</w:t>
-      </w:r>
-    </w:p>
-    <w:p>
-      <w:r>
-        <w:t xml:space="preserve">6. since / lived / 2020 / here / they / have</w:t>
-      </w:r>
-    </w:p>
-    <w:p>
-      <w:r>
-        <w:t xml:space="preserve">7. often / how / exercise / you / do / ?</w:t>
-      </w:r>
-    </w:p>
-    <w:p>
-      <w:r>
-        <w:t xml:space="preserve">8. shall / meet / at six / we / ?</w:t>
-      </w:r>
-    </w:p>
-    <w:p>
-      <w:r>
-        <w:t xml:space="preserve">9. finished / has / he / yet / ?</w:t>
-      </w:r>
-    </w:p>
-    <w:p>
-      <w:r>
-        <w:t xml:space="preserve">10. by / return / please / noon</w:t>
-      </w:r>
-    </w:p>
-    <w:p>
-      <w:r>
-        <w:rPr>
+        <w:t>PHẦN 7. DỊCH SANG TIẾNG ANH (10 điểm)</w:t>
+      </w:r>
+    </w:p>
+    <w:p>
+      <w:pPr>
+        <w:spacing w:before="0" w:after="60"/>
+        <w:keepNext/>
+      </w:pPr>
+      <w:r>
+        <w:rPr>
+          <w:color w:val="000000"/>
+          <w:i/>
+        </w:rPr>
+        <w:t>Hướng dẫn: Dịch từng câu sang tiếng Anh tự nhiên và đúng ngữ pháp.</w:t>
+      </w:r>
+    </w:p>
+    <w:p>
+      <w:pPr>
+        <w:spacing w:before="40" w:after="60"/>
+      </w:pPr>
+      <w:r>
+        <w:rPr>
+          <w:color w:val="000000"/>
+        </w:rPr>
+        <w:t>1. Bạn sống ở đâu?</w:t>
+      </w:r>
+    </w:p>
+    <w:p>
+      <w:pPr>
+        <w:spacing w:before="120" w:after="160"/>
+      </w:pPr>
+      <w:r>
+        <w:rPr>
+          <w:color w:val="000000"/>
+        </w:rPr>
+        <w:t>2. Cô ấy có đi làm hôm qua không?</w:t>
+      </w:r>
+    </w:p>
+    <w:p>
+      <w:pPr>
+        <w:spacing w:before="120" w:after="160"/>
+      </w:pPr>
+      <w:r>
+        <w:rPr>
+          <w:color w:val="000000"/>
+        </w:rPr>
+        <w:t>3. Xin hãy ngồi xuống.</w:t>
+      </w:r>
+    </w:p>
+    <w:p>
+      <w:pPr>
+        <w:spacing w:before="120" w:after="160"/>
+      </w:pPr>
+      <w:r>
+        <w:rPr>
+          <w:color w:val="000000"/>
+        </w:rPr>
+        <w:t>4. Đừng đến muộn.</w:t>
+      </w:r>
+    </w:p>
+    <w:p>
+      <w:pPr>
+        <w:spacing w:before="120" w:after="160"/>
+      </w:pPr>
+      <w:r>
+        <w:rPr>
+          <w:color w:val="000000"/>
+        </w:rPr>
+        <w:t>5. Anh ấy biết bơi, phải không?</w:t>
+      </w:r>
+    </w:p>
+    <w:p>
+      <w:pPr>
+        <w:spacing w:before="120" w:after="160"/>
+      </w:pPr>
+      <w:r>
+        <w:rPr>
+          <w:color w:val="000000"/>
+        </w:rPr>
+        <w:t>6. Họ chưa hoàn thành, phải không?</w:t>
+      </w:r>
+    </w:p>
+    <w:p>
+      <w:pPr>
+        <w:spacing w:before="120" w:after="160"/>
+      </w:pPr>
+      <w:r>
+        <w:rPr>
+          <w:color w:val="000000"/>
+        </w:rPr>
+        <w:t>7. Tôi học vào buổi tối.</w:t>
+      </w:r>
+    </w:p>
+    <w:p>
+      <w:pPr>
+        <w:spacing w:before="120" w:after="160"/>
+      </w:pPr>
+      <w:r>
+        <w:rPr>
+          <w:color w:val="000000"/>
+        </w:rPr>
+        <w:t>8. Chúng tôi đã ở đây được hai năm.</w:t>
+      </w:r>
+    </w:p>
+    <w:p>
+      <w:pPr>
+        <w:spacing w:before="120" w:after="160"/>
+      </w:pPr>
+      <w:r>
+        <w:rPr>
+          <w:color w:val="000000"/>
+        </w:rPr>
+        <w:t>9. Tàu khởi hành lúc mấy giờ?</w:t>
+      </w:r>
+    </w:p>
+    <w:p>
+      <w:pPr>
+        <w:spacing w:before="120" w:after="160"/>
+      </w:pPr>
+      <w:r>
+        <w:rPr>
+          <w:color w:val="000000"/>
+        </w:rPr>
+        <w:t>10. Hãy gọi cho tôi trước thứ Sáu.</w:t>
+      </w:r>
+    </w:p>
+    <w:p>
+      <w:pPr>
+        <w:spacing w:before="240" w:after="60"/>
+        <w:keepNext/>
+      </w:pPr>
+      <w:r>
+        <w:rPr>
+          <w:color w:val="000000"/>
           <w:b/>
         </w:rPr>
-        <w:t xml:space="preserve">PHẦN 9. ĐỌC HIỂU (10 điểm)</w:t>
-      </w:r>
-    </w:p>
-    <w:p>
-      <w:r>
-        <w:t xml:space="preserve">Mai works at a library from Tuesday to Saturday. It opens at 8 a.m. She usually arrives fifteen minutes early. This morning, a visitor asked, “Where can I find history books?” Mai replied, “Go upstairs and turn right.” The visitor found them easily, didn't he?</w:t>
-      </w:r>
-    </w:p>
-    <w:p>
-      <w:r>
-        <w:t xml:space="preserve">1. Where does Mai work? 2. Which days does she work? 3. What time does the library open? 4. What did the visitor ask? 5. What directions did Mai give?</w:t>
-      </w:r>
-    </w:p>
-    <w:p>
-      <w:r>
-        <w:rPr>
+        <w:t>PHẦN 8. SẮP XẾP THÀNH CÂU (10 điểm)</w:t>
+      </w:r>
+    </w:p>
+    <w:p>
+      <w:pPr>
+        <w:spacing w:before="0" w:after="60"/>
+        <w:keepNext/>
+      </w:pPr>
+      <w:r>
+        <w:rPr>
+          <w:color w:val="000000"/>
+          <w:i/>
+        </w:rPr>
+        <w:t>Hướng dẫn: Sắp xếp các từ đã cho thành câu hoàn chỉnh.</w:t>
+      </w:r>
+    </w:p>
+    <w:p>
+      <w:pPr>
+        <w:spacing w:before="40" w:after="60"/>
+      </w:pPr>
+      <w:r>
+        <w:rPr>
+          <w:color w:val="000000"/>
+        </w:rPr>
+        <w:t>1. where / your brother / work / does / ?</w:t>
+      </w:r>
+    </w:p>
+    <w:p>
+      <w:pPr>
+        <w:spacing w:before="120" w:after="160"/>
+      </w:pPr>
+      <w:r>
+        <w:rPr>
+          <w:color w:val="000000"/>
+        </w:rPr>
+        <w:t>2. she / ready / is / ?</w:t>
+      </w:r>
+    </w:p>
+    <w:p>
+      <w:pPr>
+        <w:spacing w:before="120" w:after="160"/>
+      </w:pPr>
+      <w:r>
+        <w:rPr>
+          <w:color w:val="000000"/>
+        </w:rPr>
+        <w:t>3. please / lights / turn off / the</w:t>
+      </w:r>
+    </w:p>
+    <w:p>
+      <w:pPr>
+        <w:spacing w:before="120" w:after="160"/>
+      </w:pPr>
+      <w:r>
+        <w:rPr>
+          <w:color w:val="000000"/>
+        </w:rPr>
+        <w:t>4. not / here / park / do</w:t>
+      </w:r>
+    </w:p>
+    <w:p>
+      <w:pPr>
+        <w:spacing w:before="120" w:after="160"/>
+      </w:pPr>
+      <w:r>
+        <w:rPr>
+          <w:color w:val="000000"/>
+        </w:rPr>
+        <w:t>5. cold / it / is / not / ?</w:t>
+      </w:r>
+    </w:p>
+    <w:p>
+      <w:pPr>
+        <w:spacing w:before="120" w:after="160"/>
+      </w:pPr>
+      <w:r>
+        <w:rPr>
+          <w:color w:val="000000"/>
+        </w:rPr>
+        <w:t>6. since / lived / 2020 / here / they / have</w:t>
+      </w:r>
+    </w:p>
+    <w:p>
+      <w:pPr>
+        <w:spacing w:before="120" w:after="160"/>
+      </w:pPr>
+      <w:r>
+        <w:rPr>
+          <w:color w:val="000000"/>
+        </w:rPr>
+        <w:t>7. often / how / exercise / you / do / ?</w:t>
+      </w:r>
+    </w:p>
+    <w:p>
+      <w:pPr>
+        <w:spacing w:before="120" w:after="160"/>
+      </w:pPr>
+      <w:r>
+        <w:rPr>
+          <w:color w:val="000000"/>
+        </w:rPr>
+        <w:t>8. shall / meet / at six / we / ?</w:t>
+      </w:r>
+    </w:p>
+    <w:p>
+      <w:pPr>
+        <w:spacing w:before="120" w:after="160"/>
+      </w:pPr>
+      <w:r>
+        <w:rPr>
+          <w:color w:val="000000"/>
+        </w:rPr>
+        <w:t>9. finished / has / he / yet / ?</w:t>
+      </w:r>
+    </w:p>
+    <w:p>
+      <w:pPr>
+        <w:spacing w:before="120" w:after="160"/>
+      </w:pPr>
+      <w:r>
+        <w:rPr>
+          <w:color w:val="000000"/>
+        </w:rPr>
+        <w:t>10. by / return / please / noon</w:t>
+      </w:r>
+    </w:p>
+    <w:p>
+      <w:pPr>
+        <w:spacing w:before="240" w:after="60"/>
+        <w:keepNext/>
+      </w:pPr>
+      <w:r>
+        <w:rPr>
+          <w:color w:val="000000"/>
           <w:b/>
         </w:rPr>
-        <w:t xml:space="preserve">PHẦN 10. VIẾT (10 điểm)</w:t>
-      </w:r>
-    </w:p>
-    <w:p>
-      <w:r>
-        <w:t xml:space="preserve">Viết 90–110 từ về việc hướng dẫn một người bạn tham gia sự kiện. Dùng câu hỏi, câu mệnh lệnh, câu hỏi đuôi và ít nhất 5 cụm từ chỉ thời gian.</w:t>
-      </w:r>
-    </w:p>
-    <w:p>
-      <w:r>
-        <w:rPr>
+        <w:t>PHẦN 9. ĐỌC HIỂU (10 điểm)</w:t>
+      </w:r>
+    </w:p>
+    <w:p>
+      <w:pPr>
+        <w:spacing w:before="0" w:after="60"/>
+        <w:keepNext/>
+      </w:pPr>
+      <w:r>
+        <w:rPr>
+          <w:color w:val="000000"/>
+          <w:i/>
+        </w:rPr>
+        <w:t>Hướng dẫn: Đọc đoạn văn và trả lời từng câu hỏi bằng thông tin trong bài.</w:t>
+      </w:r>
+    </w:p>
+    <w:p>
+      <w:pPr>
+        <w:spacing w:before="0" w:after="120"/>
+      </w:pPr>
+      <w:r>
+        <w:rPr>
+          <w:color w:val="000000"/>
+        </w:rPr>
+        <w:t>Mai works at a library from Tuesday to Saturday. It opens at 8 a.m. She usually arrives fifteen minutes early.</w:t>
+      </w:r>
+    </w:p>
+    <w:p>
+      <w:pPr>
+        <w:spacing w:before="0" w:after="120"/>
+      </w:pPr>
+      <w:r>
+        <w:rPr>
+          <w:color w:val="000000"/>
+        </w:rPr>
+        <w:t>This morning, a visitor asked, “Where can I find history books?” Mai replied, “Go upstairs and turn right.”</w:t>
+      </w:r>
+    </w:p>
+    <w:p>
+      <w:pPr>
+        <w:spacing w:before="0" w:after="120"/>
+      </w:pPr>
+      <w:r>
+        <w:rPr>
+          <w:color w:val="000000"/>
+        </w:rPr>
+        <w:t>The visitor found them easily, didn't he?</w:t>
+      </w:r>
+    </w:p>
+    <w:p>
+      <w:pPr>
+        <w:spacing w:before="120" w:after="160"/>
+      </w:pPr>
+      <w:r>
+        <w:rPr>
+          <w:color w:val="000000"/>
+        </w:rPr>
+        <w:t>1. Where does Mai work?</w:t>
+      </w:r>
+    </w:p>
+    <w:p>
+      <w:pPr>
+        <w:spacing w:before="120" w:after="160"/>
+      </w:pPr>
+      <w:r>
+        <w:rPr>
+          <w:color w:val="000000"/>
+        </w:rPr>
+        <w:t>2. Which days does she work?</w:t>
+      </w:r>
+    </w:p>
+    <w:p>
+      <w:pPr>
+        <w:spacing w:before="120" w:after="160"/>
+      </w:pPr>
+      <w:r>
+        <w:rPr>
+          <w:color w:val="000000"/>
+        </w:rPr>
+        <w:t>3. What time does the library open?</w:t>
+      </w:r>
+    </w:p>
+    <w:p>
+      <w:pPr>
+        <w:spacing w:before="120" w:after="160"/>
+      </w:pPr>
+      <w:r>
+        <w:rPr>
+          <w:color w:val="000000"/>
+        </w:rPr>
+        <w:t>4. What did the visitor ask?</w:t>
+      </w:r>
+    </w:p>
+    <w:p>
+      <w:pPr>
+        <w:spacing w:before="120" w:after="160"/>
+      </w:pPr>
+      <w:r>
+        <w:rPr>
+          <w:color w:val="000000"/>
+        </w:rPr>
+        <w:t>5. What directions did Mai give?</w:t>
+      </w:r>
+    </w:p>
+    <w:p>
+      <w:pPr>
+        <w:spacing w:before="240" w:after="60"/>
+        <w:keepNext/>
+      </w:pPr>
+      <w:r>
+        <w:rPr>
+          <w:color w:val="000000"/>
           <w:b/>
         </w:rPr>
-        <w:t xml:space="preserve">ĐÁP ÁN – ĐỀ 2</w:t>
-      </w:r>
-    </w:p>
-    <w:p>
-      <w:r>
-        <w:rPr>
+        <w:t>PHẦN 10. VIẾT (10 điểm)</w:t>
+      </w:r>
+    </w:p>
+    <w:p>
+      <w:pPr>
+        <w:spacing w:before="0" w:after="60"/>
+        <w:keepNext/>
+      </w:pPr>
+      <w:r>
+        <w:rPr>
+          <w:color w:val="000000"/>
+          <w:i/>
+        </w:rPr>
+        <w:t>Hướng dẫn: Viết đúng độ dài và sử dụng đủ các cấu trúc được yêu cầu.</w:t>
+      </w:r>
+    </w:p>
+    <w:p>
+      <w:pPr>
+        <w:spacing w:before="40" w:after="60"/>
+      </w:pPr>
+      <w:r>
+        <w:rPr>
+          <w:color w:val="000000"/>
+        </w:rPr>
+        <w:t>Viết 90–110 từ về việc hướng dẫn một người bạn tham gia sự kiện. Dùng câu hỏi, câu mệnh lệnh, câu hỏi đuôi và ít nhất 5 cụm từ chỉ thời gian.</w:t>
+      </w:r>
+    </w:p>
+    <w:p>
+      <w:pPr>
+        <w:spacing w:before="0" w:after="280"/>
+        <w:keepNext/>
+        <w:jc w:val="center"/>
+      </w:pPr>
+      <w:r>
+        <w:rPr>
+          <w:color w:val="000000"/>
           <w:b/>
         </w:rPr>
-        <w:t xml:space="preserve">PHẦN 1: 1. A; 2. B; 3. B; 4. A; 5. A; 6. B; 7. A; 8. B; 9. A; 10. A</w:t>
-      </w:r>
-    </w:p>
-    <w:p>
-      <w:r>
-        <w:rPr>
+        <w:br w:type="page"/>
+        <w:t>ĐÁP ÁN</w:t>
+      </w:r>
+    </w:p>
+    <w:p>
+      <w:pPr>
+        <w:spacing w:before="240" w:after="60"/>
+        <w:keepNext/>
+      </w:pPr>
+      <w:r>
+        <w:rPr>
+          <w:color w:val="000000"/>
           <w:b/>
         </w:rPr>
-        <w:t xml:space="preserve">PHẦN 2: 1. Is Mai studying now?; 2. Have they finished the work?; 3. Will he come tomorrow?; 4. Does Lan have a bicycle?; 5. Does the shop open at eight?; 6. Should we leave now?; 7. Was she tired last night?; 8. Were they playing football?; 9. Does she like music?; 10. Are they at home?</w:t>
-      </w:r>
-    </w:p>
-    <w:p>
-      <w:r>
-        <w:rPr>
+        <w:t>PHẦN 1</w:t>
+      </w:r>
+    </w:p>
+    <w:p>
+      <w:pPr>
+        <w:spacing w:before="60" w:after="120"/>
+      </w:pPr>
+      <w:r>
+        <w:rPr>
+          <w:color w:val="000000"/>
+        </w:rPr>
+        <w:t>Câu 1: A</w:t>
+      </w:r>
+    </w:p>
+    <w:p>
+      <w:pPr>
+        <w:spacing w:before="60" w:after="120"/>
+      </w:pPr>
+      <w:r>
+        <w:rPr>
+          <w:color w:val="000000"/>
+        </w:rPr>
+        <w:t>Câu 2: B</w:t>
+      </w:r>
+    </w:p>
+    <w:p>
+      <w:pPr>
+        <w:spacing w:before="60" w:after="120"/>
+      </w:pPr>
+      <w:r>
+        <w:rPr>
+          <w:color w:val="000000"/>
+        </w:rPr>
+        <w:t>Câu 3: B</w:t>
+      </w:r>
+    </w:p>
+    <w:p>
+      <w:pPr>
+        <w:spacing w:before="60" w:after="120"/>
+      </w:pPr>
+      <w:r>
+        <w:rPr>
+          <w:color w:val="000000"/>
+        </w:rPr>
+        <w:t>Câu 4: A</w:t>
+      </w:r>
+    </w:p>
+    <w:p>
+      <w:pPr>
+        <w:spacing w:before="60" w:after="120"/>
+      </w:pPr>
+      <w:r>
+        <w:rPr>
+          <w:color w:val="000000"/>
+        </w:rPr>
+        <w:t>Câu 5: A</w:t>
+      </w:r>
+    </w:p>
+    <w:p>
+      <w:pPr>
+        <w:spacing w:before="60" w:after="120"/>
+      </w:pPr>
+      <w:r>
+        <w:rPr>
+          <w:color w:val="000000"/>
+        </w:rPr>
+        <w:t>Câu 6: B</w:t>
+      </w:r>
+    </w:p>
+    <w:p>
+      <w:pPr>
+        <w:spacing w:before="60" w:after="120"/>
+      </w:pPr>
+      <w:r>
+        <w:rPr>
+          <w:color w:val="000000"/>
+        </w:rPr>
+        <w:t>Câu 7: A</w:t>
+      </w:r>
+    </w:p>
+    <w:p>
+      <w:pPr>
+        <w:spacing w:before="60" w:after="120"/>
+      </w:pPr>
+      <w:r>
+        <w:rPr>
+          <w:color w:val="000000"/>
+        </w:rPr>
+        <w:t>Câu 8: B</w:t>
+      </w:r>
+    </w:p>
+    <w:p>
+      <w:pPr>
+        <w:spacing w:before="60" w:after="120"/>
+      </w:pPr>
+      <w:r>
+        <w:rPr>
+          <w:color w:val="000000"/>
+        </w:rPr>
+        <w:t>Câu 9: A</w:t>
+      </w:r>
+    </w:p>
+    <w:p>
+      <w:pPr>
+        <w:spacing w:before="60" w:after="120"/>
+      </w:pPr>
+      <w:r>
+        <w:rPr>
+          <w:color w:val="000000"/>
+        </w:rPr>
+        <w:t>Câu 10: A</w:t>
+      </w:r>
+    </w:p>
+    <w:p>
+      <w:pPr>
+        <w:spacing w:before="240" w:after="60"/>
+        <w:keepNext/>
+      </w:pPr>
+      <w:r>
+        <w:rPr>
+          <w:color w:val="000000"/>
           <w:b/>
         </w:rPr>
-        <w:t xml:space="preserve">PHẦN 3: 1. Do not forget your homework.; 2. Take an umbrella.; 3. Let us meet at seven.; 4. Do not run in the hallway.; 5. Wash your hands before dinner.; 6. Please wait here.; 7. Do not feed the animals.; 8. Write your name at the top of the page.; 9. Open the window, please.; 10. Do not touch that button.</w:t>
-      </w:r>
-    </w:p>
-    <w:p>
-      <w:r>
-        <w:rPr>
+        <w:t>PHẦN 2</w:t>
+      </w:r>
+    </w:p>
+    <w:p>
+      <w:pPr>
+        <w:spacing w:before="60" w:after="120"/>
+      </w:pPr>
+      <w:r>
+        <w:rPr>
+          <w:color w:val="000000"/>
+        </w:rPr>
+        <w:t>Câu 1: Is Mai studying now?</w:t>
+      </w:r>
+    </w:p>
+    <w:p>
+      <w:pPr>
+        <w:spacing w:before="60" w:after="120"/>
+      </w:pPr>
+      <w:r>
+        <w:rPr>
+          <w:color w:val="000000"/>
+        </w:rPr>
+        <w:t>Câu 2: Have they finished the work?</w:t>
+      </w:r>
+    </w:p>
+    <w:p>
+      <w:pPr>
+        <w:spacing w:before="60" w:after="120"/>
+      </w:pPr>
+      <w:r>
+        <w:rPr>
+          <w:color w:val="000000"/>
+        </w:rPr>
+        <w:t>Câu 3: Will he come tomorrow?</w:t>
+      </w:r>
+    </w:p>
+    <w:p>
+      <w:pPr>
+        <w:spacing w:before="60" w:after="120"/>
+      </w:pPr>
+      <w:r>
+        <w:rPr>
+          <w:color w:val="000000"/>
+        </w:rPr>
+        <w:t>Câu 4: Does Lan have a bicycle?</w:t>
+      </w:r>
+    </w:p>
+    <w:p>
+      <w:pPr>
+        <w:spacing w:before="60" w:after="120"/>
+      </w:pPr>
+      <w:r>
+        <w:rPr>
+          <w:color w:val="000000"/>
+        </w:rPr>
+        <w:t>Câu 5: Does the shop open at eight?</w:t>
+      </w:r>
+    </w:p>
+    <w:p>
+      <w:pPr>
+        <w:spacing w:before="60" w:after="120"/>
+      </w:pPr>
+      <w:r>
+        <w:rPr>
+          <w:color w:val="000000"/>
+        </w:rPr>
+        <w:t>Câu 6: Should we leave now?</w:t>
+      </w:r>
+    </w:p>
+    <w:p>
+      <w:pPr>
+        <w:spacing w:before="60" w:after="120"/>
+      </w:pPr>
+      <w:r>
+        <w:rPr>
+          <w:color w:val="000000"/>
+        </w:rPr>
+        <w:t>Câu 7: Was she tired last night?</w:t>
+      </w:r>
+    </w:p>
+    <w:p>
+      <w:pPr>
+        <w:spacing w:before="60" w:after="120"/>
+      </w:pPr>
+      <w:r>
+        <w:rPr>
+          <w:color w:val="000000"/>
+        </w:rPr>
+        <w:t>Câu 8: Were they playing football?</w:t>
+      </w:r>
+    </w:p>
+    <w:p>
+      <w:pPr>
+        <w:spacing w:before="60" w:after="120"/>
+      </w:pPr>
+      <w:r>
+        <w:rPr>
+          <w:color w:val="000000"/>
+        </w:rPr>
+        <w:t>Câu 9: Does she like music?</w:t>
+      </w:r>
+    </w:p>
+    <w:p>
+      <w:pPr>
+        <w:spacing w:before="60" w:after="120"/>
+      </w:pPr>
+      <w:r>
+        <w:rPr>
+          <w:color w:val="000000"/>
+        </w:rPr>
+        <w:t>Câu 10: Are they at home?</w:t>
+      </w:r>
+    </w:p>
+    <w:p>
+      <w:pPr>
+        <w:spacing w:before="240" w:after="60"/>
+        <w:keepNext/>
+      </w:pPr>
+      <w:r>
+        <w:rPr>
+          <w:color w:val="000000"/>
           <w:b/>
         </w:rPr>
-        <w:t xml:space="preserve">PHẦN 4: 1. isn't it; 2. hasn't she; 3. will they; 4. doesn't he; 5. weren't they; 6. did you; 7. shall we; 8. will you; 9. aren't I; 10. isn't there</w:t>
-      </w:r>
-    </w:p>
-    <w:p>
-      <w:r>
-        <w:rPr>
+        <w:t>PHẦN 3</w:t>
+      </w:r>
+    </w:p>
+    <w:p>
+      <w:pPr>
+        <w:spacing w:before="60" w:after="120"/>
+      </w:pPr>
+      <w:r>
+        <w:rPr>
+          <w:color w:val="000000"/>
+        </w:rPr>
+        <w:t>Câu 1: Do not forget your homework.</w:t>
+      </w:r>
+    </w:p>
+    <w:p>
+      <w:pPr>
+        <w:spacing w:before="60" w:after="120"/>
+      </w:pPr>
+      <w:r>
+        <w:rPr>
+          <w:color w:val="000000"/>
+        </w:rPr>
+        <w:t>Câu 2: Take an umbrella.</w:t>
+      </w:r>
+    </w:p>
+    <w:p>
+      <w:pPr>
+        <w:spacing w:before="60" w:after="120"/>
+      </w:pPr>
+      <w:r>
+        <w:rPr>
+          <w:color w:val="000000"/>
+        </w:rPr>
+        <w:t>Câu 3: Let us meet at seven.</w:t>
+      </w:r>
+    </w:p>
+    <w:p>
+      <w:pPr>
+        <w:spacing w:before="60" w:after="120"/>
+      </w:pPr>
+      <w:r>
+        <w:rPr>
+          <w:color w:val="000000"/>
+        </w:rPr>
+        <w:t>Câu 4: Do not run in the hallway.</w:t>
+      </w:r>
+    </w:p>
+    <w:p>
+      <w:pPr>
+        <w:spacing w:before="60" w:after="120"/>
+      </w:pPr>
+      <w:r>
+        <w:rPr>
+          <w:color w:val="000000"/>
+        </w:rPr>
+        <w:t>Câu 5: Wash your hands before dinner.</w:t>
+      </w:r>
+    </w:p>
+    <w:p>
+      <w:pPr>
+        <w:spacing w:before="60" w:after="120"/>
+      </w:pPr>
+      <w:r>
+        <w:rPr>
+          <w:color w:val="000000"/>
+        </w:rPr>
+        <w:t>Câu 6: Please wait here.</w:t>
+      </w:r>
+    </w:p>
+    <w:p>
+      <w:pPr>
+        <w:spacing w:before="60" w:after="120"/>
+      </w:pPr>
+      <w:r>
+        <w:rPr>
+          <w:color w:val="000000"/>
+        </w:rPr>
+        <w:t>Câu 7: Do not feed the animals.</w:t>
+      </w:r>
+    </w:p>
+    <w:p>
+      <w:pPr>
+        <w:spacing w:before="60" w:after="120"/>
+      </w:pPr>
+      <w:r>
+        <w:rPr>
+          <w:color w:val="000000"/>
+        </w:rPr>
+        <w:t>Câu 8: Write your name at the top of the page.</w:t>
+      </w:r>
+    </w:p>
+    <w:p>
+      <w:pPr>
+        <w:spacing w:before="60" w:after="120"/>
+      </w:pPr>
+      <w:r>
+        <w:rPr>
+          <w:color w:val="000000"/>
+        </w:rPr>
+        <w:t>Câu 9: Open the window, please.</w:t>
+      </w:r>
+    </w:p>
+    <w:p>
+      <w:pPr>
+        <w:spacing w:before="60" w:after="120"/>
+      </w:pPr>
+      <w:r>
+        <w:rPr>
+          <w:color w:val="000000"/>
+        </w:rPr>
+        <w:t>Câu 10: Do not touch that button.</w:t>
+      </w:r>
+    </w:p>
+    <w:p>
+      <w:pPr>
+        <w:spacing w:before="240" w:after="60"/>
+        <w:keepNext/>
+      </w:pPr>
+      <w:r>
+        <w:rPr>
+          <w:color w:val="000000"/>
           <w:b/>
         </w:rPr>
-        <w:t xml:space="preserve">PHẦN 5: 1. since; 2. for; 3. —; 4. from; 5. by; 6. in; 7. last; 8. until; 9. every; 10. in</w:t>
-      </w:r>
-    </w:p>
-    <w:p>
-      <w:r>
-        <w:rPr>
+        <w:t>PHẦN 4</w:t>
+      </w:r>
+    </w:p>
+    <w:p>
+      <w:pPr>
+        <w:spacing w:before="60" w:after="120"/>
+      </w:pPr>
+      <w:r>
+        <w:rPr>
+          <w:color w:val="000000"/>
+        </w:rPr>
+        <w:t>Câu 1: isn't it</w:t>
+      </w:r>
+    </w:p>
+    <w:p>
+      <w:pPr>
+        <w:spacing w:before="60" w:after="120"/>
+      </w:pPr>
+      <w:r>
+        <w:rPr>
+          <w:color w:val="000000"/>
+        </w:rPr>
+        <w:t>Câu 2: hasn't she</w:t>
+      </w:r>
+    </w:p>
+    <w:p>
+      <w:pPr>
+        <w:spacing w:before="60" w:after="120"/>
+      </w:pPr>
+      <w:r>
+        <w:rPr>
+          <w:color w:val="000000"/>
+        </w:rPr>
+        <w:t>Câu 3: will they</w:t>
+      </w:r>
+    </w:p>
+    <w:p>
+      <w:pPr>
+        <w:spacing w:before="60" w:after="120"/>
+      </w:pPr>
+      <w:r>
+        <w:rPr>
+          <w:color w:val="000000"/>
+        </w:rPr>
+        <w:t>Câu 4: doesn't he</w:t>
+      </w:r>
+    </w:p>
+    <w:p>
+      <w:pPr>
+        <w:spacing w:before="60" w:after="120"/>
+      </w:pPr>
+      <w:r>
+        <w:rPr>
+          <w:color w:val="000000"/>
+        </w:rPr>
+        <w:t>Câu 5: weren't they</w:t>
+      </w:r>
+    </w:p>
+    <w:p>
+      <w:pPr>
+        <w:spacing w:before="60" w:after="120"/>
+      </w:pPr>
+      <w:r>
+        <w:rPr>
+          <w:color w:val="000000"/>
+        </w:rPr>
+        <w:t>Câu 6: did you</w:t>
+      </w:r>
+    </w:p>
+    <w:p>
+      <w:pPr>
+        <w:spacing w:before="60" w:after="120"/>
+      </w:pPr>
+      <w:r>
+        <w:rPr>
+          <w:color w:val="000000"/>
+        </w:rPr>
+        <w:t>Câu 7: shall we</w:t>
+      </w:r>
+    </w:p>
+    <w:p>
+      <w:pPr>
+        <w:spacing w:before="60" w:after="120"/>
+      </w:pPr>
+      <w:r>
+        <w:rPr>
+          <w:color w:val="000000"/>
+        </w:rPr>
+        <w:t>Câu 8: will you</w:t>
+      </w:r>
+    </w:p>
+    <w:p>
+      <w:pPr>
+        <w:spacing w:before="60" w:after="120"/>
+      </w:pPr>
+      <w:r>
+        <w:rPr>
+          <w:color w:val="000000"/>
+        </w:rPr>
+        <w:t>Câu 9: aren't I</w:t>
+      </w:r>
+    </w:p>
+    <w:p>
+      <w:pPr>
+        <w:spacing w:before="60" w:after="120"/>
+      </w:pPr>
+      <w:r>
+        <w:rPr>
+          <w:color w:val="000000"/>
+        </w:rPr>
+        <w:t>Câu 10: isn't there</w:t>
+      </w:r>
+    </w:p>
+    <w:p>
+      <w:pPr>
+        <w:spacing w:before="240" w:after="60"/>
+        <w:keepNext/>
+      </w:pPr>
+      <w:r>
+        <w:rPr>
+          <w:color w:val="000000"/>
           <w:b/>
         </w:rPr>
-        <w:t xml:space="preserve">PHẦN 6: 1 Where do you live?; 2 Does she like tea?; 3 Do not open the door.; 4 isn't he?; 5 in 2012; 6 Did they go home?; 7 Let's start now.; 8 can she?; 9 last Monday; 10 How much time do you need?</w:t>
-      </w:r>
-    </w:p>
-    <w:p>
-      <w:r>
-        <w:rPr>
+        <w:t>PHẦN 5</w:t>
+      </w:r>
+    </w:p>
+    <w:p>
+      <w:pPr>
+        <w:spacing w:before="60" w:after="120"/>
+      </w:pPr>
+      <w:r>
+        <w:rPr>
+          <w:color w:val="000000"/>
+        </w:rPr>
+        <w:t>Câu 1: since</w:t>
+      </w:r>
+    </w:p>
+    <w:p>
+      <w:pPr>
+        <w:spacing w:before="60" w:after="120"/>
+      </w:pPr>
+      <w:r>
+        <w:rPr>
+          <w:color w:val="000000"/>
+        </w:rPr>
+        <w:t>Câu 2: for</w:t>
+      </w:r>
+    </w:p>
+    <w:p>
+      <w:pPr>
+        <w:spacing w:before="60" w:after="120"/>
+      </w:pPr>
+      <w:r>
+        <w:rPr>
+          <w:color w:val="000000"/>
+        </w:rPr>
+        <w:t>Câu 3: —</w:t>
+      </w:r>
+    </w:p>
+    <w:p>
+      <w:pPr>
+        <w:spacing w:before="60" w:after="120"/>
+      </w:pPr>
+      <w:r>
+        <w:rPr>
+          <w:color w:val="000000"/>
+        </w:rPr>
+        <w:t>Câu 4: from</w:t>
+      </w:r>
+    </w:p>
+    <w:p>
+      <w:pPr>
+        <w:spacing w:before="60" w:after="120"/>
+      </w:pPr>
+      <w:r>
+        <w:rPr>
+          <w:color w:val="000000"/>
+        </w:rPr>
+        <w:t>Câu 5: by</w:t>
+      </w:r>
+    </w:p>
+    <w:p>
+      <w:pPr>
+        <w:spacing w:before="60" w:after="120"/>
+      </w:pPr>
+      <w:r>
+        <w:rPr>
+          <w:color w:val="000000"/>
+        </w:rPr>
+        <w:t>Câu 6: in</w:t>
+      </w:r>
+    </w:p>
+    <w:p>
+      <w:pPr>
+        <w:spacing w:before="60" w:after="120"/>
+      </w:pPr>
+      <w:r>
+        <w:rPr>
+          <w:color w:val="000000"/>
+        </w:rPr>
+        <w:t>Câu 7: last</w:t>
+      </w:r>
+    </w:p>
+    <w:p>
+      <w:pPr>
+        <w:spacing w:before="60" w:after="120"/>
+      </w:pPr>
+      <w:r>
+        <w:rPr>
+          <w:color w:val="000000"/>
+        </w:rPr>
+        <w:t>Câu 8: until</w:t>
+      </w:r>
+    </w:p>
+    <w:p>
+      <w:pPr>
+        <w:spacing w:before="60" w:after="120"/>
+      </w:pPr>
+      <w:r>
+        <w:rPr>
+          <w:color w:val="000000"/>
+        </w:rPr>
+        <w:t>Câu 9: every</w:t>
+      </w:r>
+    </w:p>
+    <w:p>
+      <w:pPr>
+        <w:spacing w:before="60" w:after="120"/>
+      </w:pPr>
+      <w:r>
+        <w:rPr>
+          <w:color w:val="000000"/>
+        </w:rPr>
+        <w:t>Câu 10: in</w:t>
+      </w:r>
+    </w:p>
+    <w:p>
+      <w:pPr>
+        <w:spacing w:before="240" w:after="60"/>
+        <w:keepNext/>
+      </w:pPr>
+      <w:r>
+        <w:rPr>
+          <w:color w:val="000000"/>
           <w:b/>
         </w:rPr>
-        <w:t xml:space="preserve">PHẦN 7: 1 Where do you live? 2 Did she go to work yesterday? 3 Please sit down. 4 Do not be late. 5 He can swim, can't he? 6 They haven't finished, have they? 7 I study in the evening. 8 We have been here for two years. 9 What time does the train leave? 10 Please call me before Friday.</w:t>
-      </w:r>
-    </w:p>
-    <w:p>
-      <w:r>
-        <w:rPr>
+        <w:t>PHẦN 6</w:t>
+      </w:r>
+    </w:p>
+    <w:p>
+      <w:pPr>
+        <w:spacing w:before="60" w:after="120"/>
+      </w:pPr>
+      <w:r>
+        <w:rPr>
+          <w:color w:val="000000"/>
+        </w:rPr>
+        <w:t>Câu 1: Where do you live?</w:t>
+      </w:r>
+    </w:p>
+    <w:p>
+      <w:pPr>
+        <w:spacing w:before="60" w:after="120"/>
+      </w:pPr>
+      <w:r>
+        <w:rPr>
+          <w:color w:val="000000"/>
+        </w:rPr>
+        <w:t>Câu 2: Does she like tea?</w:t>
+      </w:r>
+    </w:p>
+    <w:p>
+      <w:pPr>
+        <w:spacing w:before="60" w:after="120"/>
+      </w:pPr>
+      <w:r>
+        <w:rPr>
+          <w:color w:val="000000"/>
+        </w:rPr>
+        <w:t>Câu 3: Do not open the door.</w:t>
+      </w:r>
+    </w:p>
+    <w:p>
+      <w:pPr>
+        <w:spacing w:before="60" w:after="120"/>
+      </w:pPr>
+      <w:r>
+        <w:rPr>
+          <w:color w:val="000000"/>
+        </w:rPr>
+        <w:t>Câu 4: isn't he?</w:t>
+      </w:r>
+    </w:p>
+    <w:p>
+      <w:pPr>
+        <w:spacing w:before="60" w:after="120"/>
+      </w:pPr>
+      <w:r>
+        <w:rPr>
+          <w:color w:val="000000"/>
+        </w:rPr>
+        <w:t>Câu 5: in 2012</w:t>
+      </w:r>
+    </w:p>
+    <w:p>
+      <w:pPr>
+        <w:spacing w:before="60" w:after="120"/>
+      </w:pPr>
+      <w:r>
+        <w:rPr>
+          <w:color w:val="000000"/>
+        </w:rPr>
+        <w:t>Câu 6: Did they go home?</w:t>
+      </w:r>
+    </w:p>
+    <w:p>
+      <w:pPr>
+        <w:spacing w:before="60" w:after="120"/>
+      </w:pPr>
+      <w:r>
+        <w:rPr>
+          <w:color w:val="000000"/>
+        </w:rPr>
+        <w:t>Câu 7: Let's start now.</w:t>
+      </w:r>
+    </w:p>
+    <w:p>
+      <w:pPr>
+        <w:spacing w:before="60" w:after="120"/>
+      </w:pPr>
+      <w:r>
+        <w:rPr>
+          <w:color w:val="000000"/>
+        </w:rPr>
+        <w:t>Câu 8: can she?</w:t>
+      </w:r>
+    </w:p>
+    <w:p>
+      <w:pPr>
+        <w:spacing w:before="60" w:after="120"/>
+      </w:pPr>
+      <w:r>
+        <w:rPr>
+          <w:color w:val="000000"/>
+        </w:rPr>
+        <w:t>Câu 9: last Monday</w:t>
+      </w:r>
+    </w:p>
+    <w:p>
+      <w:pPr>
+        <w:spacing w:before="60" w:after="120"/>
+      </w:pPr>
+      <w:r>
+        <w:rPr>
+          <w:color w:val="000000"/>
+        </w:rPr>
+        <w:t>Câu 10: How much time do you need?</w:t>
+      </w:r>
+    </w:p>
+    <w:p>
+      <w:pPr>
+        <w:spacing w:before="240" w:after="60"/>
+        <w:keepNext/>
+      </w:pPr>
+      <w:r>
+        <w:rPr>
+          <w:color w:val="000000"/>
           <w:b/>
         </w:rPr>
-        <w:t xml:space="preserve">PHẦN 8: 1 Where does your brother work? 2 Is she ready? 3 Please turn off the lights. 4 Do not park here. 5 It is cold, isn't it? 6 They have lived here since 2020. 7 How often do you exercise? 8 Shall we meet at six? 9 Has he finished yet? 10 Please return by noon.</w:t>
-      </w:r>
-    </w:p>
-    <w:p>
-      <w:r>
-        <w:rPr>
+        <w:t>PHẦN 7</w:t>
+      </w:r>
+    </w:p>
+    <w:p>
+      <w:pPr>
+        <w:spacing w:before="60" w:after="120"/>
+      </w:pPr>
+      <w:r>
+        <w:rPr>
+          <w:color w:val="000000"/>
+        </w:rPr>
+        <w:t>Câu 1: Where do you live?</w:t>
+      </w:r>
+    </w:p>
+    <w:p>
+      <w:pPr>
+        <w:spacing w:before="60" w:after="120"/>
+      </w:pPr>
+      <w:r>
+        <w:rPr>
+          <w:color w:val="000000"/>
+        </w:rPr>
+        <w:t>Câu 2: Did she go to work yesterday?</w:t>
+      </w:r>
+    </w:p>
+    <w:p>
+      <w:pPr>
+        <w:spacing w:before="60" w:after="120"/>
+      </w:pPr>
+      <w:r>
+        <w:rPr>
+          <w:color w:val="000000"/>
+        </w:rPr>
+        <w:t>Câu 3: Please sit down.</w:t>
+      </w:r>
+    </w:p>
+    <w:p>
+      <w:pPr>
+        <w:spacing w:before="60" w:after="120"/>
+      </w:pPr>
+      <w:r>
+        <w:rPr>
+          <w:color w:val="000000"/>
+        </w:rPr>
+        <w:t>Câu 4: Do not be late.</w:t>
+      </w:r>
+    </w:p>
+    <w:p>
+      <w:pPr>
+        <w:spacing w:before="60" w:after="120"/>
+      </w:pPr>
+      <w:r>
+        <w:rPr>
+          <w:color w:val="000000"/>
+        </w:rPr>
+        <w:t>Câu 5: He can swim, can't he?</w:t>
+      </w:r>
+    </w:p>
+    <w:p>
+      <w:pPr>
+        <w:spacing w:before="60" w:after="120"/>
+      </w:pPr>
+      <w:r>
+        <w:rPr>
+          <w:color w:val="000000"/>
+        </w:rPr>
+        <w:t>Câu 6: They haven't finished, have they?</w:t>
+      </w:r>
+    </w:p>
+    <w:p>
+      <w:pPr>
+        <w:spacing w:before="60" w:after="120"/>
+      </w:pPr>
+      <w:r>
+        <w:rPr>
+          <w:color w:val="000000"/>
+        </w:rPr>
+        <w:t>Câu 7: I study in the evening.</w:t>
+      </w:r>
+    </w:p>
+    <w:p>
+      <w:pPr>
+        <w:spacing w:before="60" w:after="120"/>
+      </w:pPr>
+      <w:r>
+        <w:rPr>
+          <w:color w:val="000000"/>
+        </w:rPr>
+        <w:t>Câu 8: We have been here for two years.</w:t>
+      </w:r>
+    </w:p>
+    <w:p>
+      <w:pPr>
+        <w:spacing w:before="60" w:after="120"/>
+      </w:pPr>
+      <w:r>
+        <w:rPr>
+          <w:color w:val="000000"/>
+        </w:rPr>
+        <w:t>Câu 9: What time does the train leave?</w:t>
+      </w:r>
+    </w:p>
+    <w:p>
+      <w:pPr>
+        <w:spacing w:before="60" w:after="120"/>
+      </w:pPr>
+      <w:r>
+        <w:rPr>
+          <w:color w:val="000000"/>
+        </w:rPr>
+        <w:t>Câu 10: Please call me before Friday.</w:t>
+      </w:r>
+    </w:p>
+    <w:p>
+      <w:pPr>
+        <w:spacing w:before="240" w:after="60"/>
+        <w:keepNext/>
+      </w:pPr>
+      <w:r>
+        <w:rPr>
+          <w:color w:val="000000"/>
           <w:b/>
         </w:rPr>
-        <w:t xml:space="preserve">PHẦN 9: 1. At a library. 2. Tuesday to Saturday. 3. At 8 a.m. 4. Where to find history books. 5. Go upstairs and turn right.</w:t>
-      </w:r>
-    </w:p>
-    <w:p>
-      <w:r>
-        <w:rPr>
+        <w:t>PHẦN 8</w:t>
+      </w:r>
+    </w:p>
+    <w:p>
+      <w:pPr>
+        <w:spacing w:before="60" w:after="120"/>
+      </w:pPr>
+      <w:r>
+        <w:rPr>
+          <w:color w:val="000000"/>
+        </w:rPr>
+        <w:t>Câu 1: Where does your brother work?</w:t>
+      </w:r>
+    </w:p>
+    <w:p>
+      <w:pPr>
+        <w:spacing w:before="60" w:after="120"/>
+      </w:pPr>
+      <w:r>
+        <w:rPr>
+          <w:color w:val="000000"/>
+        </w:rPr>
+        <w:t>Câu 2: Is she ready?</w:t>
+      </w:r>
+    </w:p>
+    <w:p>
+      <w:pPr>
+        <w:spacing w:before="60" w:after="120"/>
+      </w:pPr>
+      <w:r>
+        <w:rPr>
+          <w:color w:val="000000"/>
+        </w:rPr>
+        <w:t>Câu 3: Please turn off the lights.</w:t>
+      </w:r>
+    </w:p>
+    <w:p>
+      <w:pPr>
+        <w:spacing w:before="60" w:after="120"/>
+      </w:pPr>
+      <w:r>
+        <w:rPr>
+          <w:color w:val="000000"/>
+        </w:rPr>
+        <w:t>Câu 4: Do not park here.</w:t>
+      </w:r>
+    </w:p>
+    <w:p>
+      <w:pPr>
+        <w:spacing w:before="60" w:after="120"/>
+      </w:pPr>
+      <w:r>
+        <w:rPr>
+          <w:color w:val="000000"/>
+        </w:rPr>
+        <w:t>Câu 5: It is cold, isn't it?</w:t>
+      </w:r>
+    </w:p>
+    <w:p>
+      <w:pPr>
+        <w:spacing w:before="60" w:after="120"/>
+      </w:pPr>
+      <w:r>
+        <w:rPr>
+          <w:color w:val="000000"/>
+        </w:rPr>
+        <w:t>Câu 6: They have lived here since 2020.</w:t>
+      </w:r>
+    </w:p>
+    <w:p>
+      <w:pPr>
+        <w:spacing w:before="60" w:after="120"/>
+      </w:pPr>
+      <w:r>
+        <w:rPr>
+          <w:color w:val="000000"/>
+        </w:rPr>
+        <w:t>Câu 7: How often do you exercise?</w:t>
+      </w:r>
+    </w:p>
+    <w:p>
+      <w:pPr>
+        <w:spacing w:before="60" w:after="120"/>
+      </w:pPr>
+      <w:r>
+        <w:rPr>
+          <w:color w:val="000000"/>
+        </w:rPr>
+        <w:t>Câu 8: Shall we meet at six?</w:t>
+      </w:r>
+    </w:p>
+    <w:p>
+      <w:pPr>
+        <w:spacing w:before="60" w:after="120"/>
+      </w:pPr>
+      <w:r>
+        <w:rPr>
+          <w:color w:val="000000"/>
+        </w:rPr>
+        <w:t>Câu 9: Has he finished yet?</w:t>
+      </w:r>
+    </w:p>
+    <w:p>
+      <w:pPr>
+        <w:spacing w:before="60" w:after="120"/>
+      </w:pPr>
+      <w:r>
+        <w:rPr>
+          <w:color w:val="000000"/>
+        </w:rPr>
+        <w:t>Câu 10: Please return by noon.</w:t>
+      </w:r>
+    </w:p>
+    <w:p>
+      <w:pPr>
+        <w:spacing w:before="240" w:after="60"/>
+        <w:keepNext/>
+      </w:pPr>
+      <w:r>
+        <w:rPr>
+          <w:color w:val="000000"/>
           <w:b/>
         </w:rPr>
-        <w:t xml:space="preserve">BÀI VIẾT MẪU (98 từ): Our school festival is on Saturday and begins at 8 a.m. My friend asked, “Where should we meet?” I said, “Wait at the main gate at 7:45. Do not arrive late.” She then asked, “Do we need tickets?” We do not, because students can enter for free. The music show starts in the morning, doesn't it? At noon, we will have lunch near the sports field. “Bring some water and wear a hat,” I told her. We can visit the book stalls after lunch and stay until 4 p.m. It will be a busy but enjoyable day, won't it?</w:t>
+        <w:t>PHẦN 9</w:t>
+      </w:r>
+    </w:p>
+    <w:p>
+      <w:pPr>
+        <w:spacing w:before="60" w:after="120"/>
+      </w:pPr>
+      <w:r>
+        <w:rPr>
+          <w:color w:val="000000"/>
+        </w:rPr>
+        <w:t>Câu 1: At a library.</w:t>
+      </w:r>
+    </w:p>
+    <w:p>
+      <w:pPr>
+        <w:spacing w:before="60" w:after="120"/>
+      </w:pPr>
+      <w:r>
+        <w:rPr>
+          <w:color w:val="000000"/>
+        </w:rPr>
+        <w:t>Câu 2: Tuesday to Saturday.</w:t>
+      </w:r>
+    </w:p>
+    <w:p>
+      <w:pPr>
+        <w:spacing w:before="60" w:after="120"/>
+      </w:pPr>
+      <w:r>
+        <w:rPr>
+          <w:color w:val="000000"/>
+        </w:rPr>
+        <w:t>Câu 3: At 8 a.m.</w:t>
+      </w:r>
+    </w:p>
+    <w:p>
+      <w:pPr>
+        <w:spacing w:before="60" w:after="120"/>
+      </w:pPr>
+      <w:r>
+        <w:rPr>
+          <w:color w:val="000000"/>
+        </w:rPr>
+        <w:t>Câu 4: Where to find history books.</w:t>
+      </w:r>
+    </w:p>
+    <w:p>
+      <w:pPr>
+        <w:spacing w:before="60" w:after="120"/>
+      </w:pPr>
+      <w:r>
+        <w:rPr>
+          <w:color w:val="000000"/>
+        </w:rPr>
+        <w:t>Câu 5: Go upstairs and turn right.</w:t>
+      </w:r>
+    </w:p>
+    <w:p>
+      <w:pPr>
+        <w:spacing w:before="240" w:after="60"/>
+        <w:keepNext/>
+      </w:pPr>
+      <w:r>
+        <w:rPr>
+          <w:color w:val="000000"/>
+          <w:b/>
+        </w:rPr>
+        <w:t>PHẦN 10</w:t>
+      </w:r>
+    </w:p>
+    <w:p>
+      <w:pPr>
+        <w:spacing w:before="240" w:after="60"/>
+        <w:keepNext/>
+      </w:pPr>
+      <w:r>
+        <w:rPr>
+          <w:color w:val="000000"/>
+          <w:b/>
+        </w:rPr>
+        <w:t>Câu trả lời tham khảo</w:t>
+      </w:r>
+    </w:p>
+    <w:p>
+      <w:pPr>
+        <w:spacing w:before="0" w:after="160"/>
+      </w:pPr>
+      <w:r>
+        <w:rPr>
+          <w:color w:val="000000"/>
+        </w:rPr>
+        <w:t>BÀI VIẾT MẪU (98 từ): Our school festival is on Saturday and begins at 8 a.m. My friend asked, “Where should we meet?” I said, “Wait at the main gate at 7:45. Do not arrive late.” She then asked, “Do we need tickets?” We do not, because students can enter for free. The music show starts in the morning, doesn't it? At noon, we will have lunch near the sports field. “Bring some water and wear a hat,” I told her. We can visit the book stalls after lunch and stay until 4 p.m. It will be a busy but enjoyable day, won't it?</w:t>
       </w:r>
     </w:p>
     <w:sectPr>
